--- a/submission/information_fusion_supplementary.docx
+++ b/submission/information_fusion_supplementary.docx
@@ -9,7 +9,7 @@
       <w:r>
         <w:rPr>
           <w:b/>
-          <w:color w:val="17365D"/>
+          <w:color w:val="000000"/>
           <w:sz w:val="36"/>
         </w:rPr>
         <w:t>Supplementary material</w:t>
@@ -8498,7 +8498,7 @@
       <w:rFonts w:asciiTheme="majorHAnsi" w:eastAsiaTheme="majorEastAsia" w:hAnsiTheme="majorHAnsi" w:cstheme="majorBidi" w:ascii="Arial" w:hAnsi="Arial"/>
       <w:b/>
       <w:bCs/>
-      <w:color w:val="17365D"/>
+      <w:color w:val="000000"/>
       <w:sz w:val="28"/>
       <w:szCs w:val="28"/>
     </w:rPr>
@@ -8522,7 +8522,7 @@
       <w:rFonts w:asciiTheme="majorHAnsi" w:eastAsiaTheme="majorEastAsia" w:hAnsiTheme="majorHAnsi" w:cstheme="majorBidi" w:ascii="Arial" w:hAnsi="Arial"/>
       <w:b/>
       <w:bCs/>
-      <w:color w:val="17365D"/>
+      <w:color w:val="000000"/>
       <w:sz w:val="22"/>
       <w:szCs w:val="26"/>
     </w:rPr>
@@ -8785,7 +8785,7 @@
     </w:pPr>
     <w:rPr>
       <w:rFonts w:asciiTheme="majorHAnsi" w:eastAsiaTheme="majorEastAsia" w:hAnsiTheme="majorHAnsi" w:cstheme="majorBidi" w:ascii="Arial" w:hAnsi="Arial"/>
-      <w:color w:val="17365D"/>
+      <w:color w:val="000000"/>
       <w:spacing w:val="5"/>
       <w:kern w:val="28"/>
       <w:sz w:val="36"/>

--- a/submission/information_fusion_supplementary.docx
+++ b/submission/information_fusion_supplementary.docx
@@ -670,7 +670,7 @@
                 <w:b w:val="0"/>
                 <w:sz w:val="16"/>
               </w:rPr>
-              <w:t>1513</w:t>
+              <w:t>0</w:t>
             </w:r>
           </w:p>
         </w:tc>
@@ -689,7 +689,7 @@
                 <w:b w:val="0"/>
                 <w:sz w:val="16"/>
               </w:rPr>
-              <w:t>1046</w:t>
+              <w:t>2559</w:t>
             </w:r>
           </w:p>
         </w:tc>
@@ -805,7 +805,7 @@
                 <w:b w:val="0"/>
                 <w:sz w:val="16"/>
               </w:rPr>
-              <w:t>1513</w:t>
+              <w:t>0</w:t>
             </w:r>
           </w:p>
         </w:tc>
@@ -824,7 +824,7 @@
                 <w:b w:val="0"/>
                 <w:sz w:val="16"/>
               </w:rPr>
-              <w:t>1046</w:t>
+              <w:t>2559</w:t>
             </w:r>
           </w:p>
         </w:tc>
@@ -940,7 +940,7 @@
                 <w:b w:val="0"/>
                 <w:sz w:val="16"/>
               </w:rPr>
-              <w:t>1513</w:t>
+              <w:t>0</w:t>
             </w:r>
           </w:p>
         </w:tc>
@@ -959,7 +959,7 @@
                 <w:b w:val="0"/>
                 <w:sz w:val="16"/>
               </w:rPr>
-              <w:t>1046</w:t>
+              <w:t>2559</w:t>
             </w:r>
           </w:p>
         </w:tc>
@@ -1075,7 +1075,7 @@
                 <w:b w:val="0"/>
                 <w:sz w:val="16"/>
               </w:rPr>
-              <w:t>1513</w:t>
+              <w:t>0</w:t>
             </w:r>
           </w:p>
         </w:tc>
@@ -1094,7 +1094,7 @@
                 <w:b w:val="0"/>
                 <w:sz w:val="16"/>
               </w:rPr>
-              <w:t>1046</w:t>
+              <w:t>2559</w:t>
             </w:r>
           </w:p>
         </w:tc>
@@ -1210,7 +1210,7 @@
                 <w:b w:val="0"/>
                 <w:sz w:val="16"/>
               </w:rPr>
-              <w:t>1458</w:t>
+              <w:t>0</w:t>
             </w:r>
           </w:p>
         </w:tc>
@@ -1229,7 +1229,7 @@
                 <w:b w:val="0"/>
                 <w:sz w:val="16"/>
               </w:rPr>
-              <w:t>1271</w:t>
+              <w:t>2729</w:t>
             </w:r>
           </w:p>
         </w:tc>
@@ -1345,7 +1345,7 @@
                 <w:b w:val="0"/>
                 <w:sz w:val="16"/>
               </w:rPr>
-              <w:t>1458</w:t>
+              <w:t>0</w:t>
             </w:r>
           </w:p>
         </w:tc>
@@ -1364,7 +1364,7 @@
                 <w:b w:val="0"/>
                 <w:sz w:val="16"/>
               </w:rPr>
-              <w:t>1271</w:t>
+              <w:t>2729</w:t>
             </w:r>
           </w:p>
         </w:tc>
@@ -1480,7 +1480,7 @@
                 <w:b w:val="0"/>
                 <w:sz w:val="16"/>
               </w:rPr>
-              <w:t>1458</w:t>
+              <w:t>0</w:t>
             </w:r>
           </w:p>
         </w:tc>
@@ -1499,7 +1499,7 @@
                 <w:b w:val="0"/>
                 <w:sz w:val="16"/>
               </w:rPr>
-              <w:t>1271</w:t>
+              <w:t>2729</w:t>
             </w:r>
           </w:p>
         </w:tc>
@@ -1615,7 +1615,7 @@
                 <w:b w:val="0"/>
                 <w:sz w:val="16"/>
               </w:rPr>
-              <w:t>1458</w:t>
+              <w:t>0</w:t>
             </w:r>
           </w:p>
         </w:tc>
@@ -1634,7 +1634,7 @@
                 <w:b w:val="0"/>
                 <w:sz w:val="16"/>
               </w:rPr>
-              <w:t>1271</w:t>
+              <w:t>2729</w:t>
             </w:r>
           </w:p>
         </w:tc>
@@ -1750,7 +1750,7 @@
                 <w:b w:val="0"/>
                 <w:sz w:val="16"/>
               </w:rPr>
-              <w:t>2138</w:t>
+              <w:t>0</w:t>
             </w:r>
           </w:p>
         </w:tc>
@@ -1769,7 +1769,7 @@
                 <w:b w:val="0"/>
                 <w:sz w:val="16"/>
               </w:rPr>
-              <w:t>470</w:t>
+              <w:t>2608</w:t>
             </w:r>
           </w:p>
         </w:tc>
@@ -1885,7 +1885,7 @@
                 <w:b w:val="0"/>
                 <w:sz w:val="16"/>
               </w:rPr>
-              <w:t>2138</w:t>
+              <w:t>0</w:t>
             </w:r>
           </w:p>
         </w:tc>
@@ -1904,7 +1904,7 @@
                 <w:b w:val="0"/>
                 <w:sz w:val="16"/>
               </w:rPr>
-              <w:t>470</w:t>
+              <w:t>2608</w:t>
             </w:r>
           </w:p>
         </w:tc>
@@ -2020,7 +2020,7 @@
                 <w:b w:val="0"/>
                 <w:sz w:val="16"/>
               </w:rPr>
-              <w:t>2138</w:t>
+              <w:t>0</w:t>
             </w:r>
           </w:p>
         </w:tc>
@@ -2039,7 +2039,7 @@
                 <w:b w:val="0"/>
                 <w:sz w:val="16"/>
               </w:rPr>
-              <w:t>470</w:t>
+              <w:t>2608</w:t>
             </w:r>
           </w:p>
         </w:tc>
@@ -2155,7 +2155,7 @@
                 <w:b w:val="0"/>
                 <w:sz w:val="16"/>
               </w:rPr>
-              <w:t>2138</w:t>
+              <w:t>0</w:t>
             </w:r>
           </w:p>
         </w:tc>
@@ -2174,7 +2174,7 @@
                 <w:b w:val="0"/>
                 <w:sz w:val="16"/>
               </w:rPr>
-              <w:t>470</w:t>
+              <w:t>2608</w:t>
             </w:r>
           </w:p>
         </w:tc>
@@ -2499,7 +2499,7 @@
                 <w:b w:val="0"/>
                 <w:sz w:val="16"/>
               </w:rPr>
-              <w:t>2753</w:t>
+              <w:t>0</w:t>
             </w:r>
           </w:p>
         </w:tc>
@@ -2518,7 +2518,7 @@
                 <w:b w:val="0"/>
                 <w:sz w:val="16"/>
               </w:rPr>
-              <w:t>1153</w:t>
+              <w:t>3906</w:t>
             </w:r>
           </w:p>
         </w:tc>
@@ -2653,7 +2653,7 @@
                 <w:b w:val="0"/>
                 <w:sz w:val="16"/>
               </w:rPr>
-              <w:t>2753</w:t>
+              <w:t>0</w:t>
             </w:r>
           </w:p>
         </w:tc>
@@ -2672,7 +2672,7 @@
                 <w:b w:val="0"/>
                 <w:sz w:val="16"/>
               </w:rPr>
-              <w:t>1153</w:t>
+              <w:t>3906</w:t>
             </w:r>
           </w:p>
         </w:tc>
@@ -2807,7 +2807,7 @@
                 <w:b w:val="0"/>
                 <w:sz w:val="16"/>
               </w:rPr>
-              <w:t>2753</w:t>
+              <w:t>0</w:t>
             </w:r>
           </w:p>
         </w:tc>
@@ -2826,7 +2826,7 @@
                 <w:b w:val="0"/>
                 <w:sz w:val="16"/>
               </w:rPr>
-              <w:t>1153</w:t>
+              <w:t>3906</w:t>
             </w:r>
           </w:p>
         </w:tc>
@@ -2961,7 +2961,7 @@
                 <w:b w:val="0"/>
                 <w:sz w:val="16"/>
               </w:rPr>
-              <w:t>2753</w:t>
+              <w:t>0</w:t>
             </w:r>
           </w:p>
         </w:tc>
@@ -2980,7 +2980,7 @@
                 <w:b w:val="0"/>
                 <w:sz w:val="16"/>
               </w:rPr>
-              <w:t>1153</w:t>
+              <w:t>3906</w:t>
             </w:r>
           </w:p>
         </w:tc>
@@ -3115,7 +3115,7 @@
                 <w:b w:val="0"/>
                 <w:sz w:val="16"/>
               </w:rPr>
-              <w:t>2401</w:t>
+              <w:t>0</w:t>
             </w:r>
           </w:p>
         </w:tc>
@@ -3134,7 +3134,7 @@
                 <w:b w:val="0"/>
                 <w:sz w:val="16"/>
               </w:rPr>
-              <w:t>2057</w:t>
+              <w:t>4458</w:t>
             </w:r>
           </w:p>
         </w:tc>
@@ -3269,7 +3269,7 @@
                 <w:b w:val="0"/>
                 <w:sz w:val="16"/>
               </w:rPr>
-              <w:t>2401</w:t>
+              <w:t>0</w:t>
             </w:r>
           </w:p>
         </w:tc>
@@ -3288,7 +3288,7 @@
                 <w:b w:val="0"/>
                 <w:sz w:val="16"/>
               </w:rPr>
-              <w:t>2057</w:t>
+              <w:t>4458</w:t>
             </w:r>
           </w:p>
         </w:tc>
@@ -3423,7 +3423,7 @@
                 <w:b w:val="0"/>
                 <w:sz w:val="16"/>
               </w:rPr>
-              <w:t>2401</w:t>
+              <w:t>0</w:t>
             </w:r>
           </w:p>
         </w:tc>
@@ -3442,7 +3442,7 @@
                 <w:b w:val="0"/>
                 <w:sz w:val="16"/>
               </w:rPr>
-              <w:t>2057</w:t>
+              <w:t>4458</w:t>
             </w:r>
           </w:p>
         </w:tc>
@@ -3577,7 +3577,7 @@
                 <w:b w:val="0"/>
                 <w:sz w:val="16"/>
               </w:rPr>
-              <w:t>2401</w:t>
+              <w:t>0</w:t>
             </w:r>
           </w:p>
         </w:tc>
@@ -3596,7 +3596,7 @@
                 <w:b w:val="0"/>
                 <w:sz w:val="16"/>
               </w:rPr>
-              <w:t>2057</w:t>
+              <w:t>4458</w:t>
             </w:r>
           </w:p>
         </w:tc>
@@ -3731,7 +3731,7 @@
                 <w:b w:val="0"/>
                 <w:sz w:val="16"/>
               </w:rPr>
-              <w:t>2485</w:t>
+              <w:t>0</w:t>
             </w:r>
           </w:p>
         </w:tc>
@@ -3750,7 +3750,7 @@
                 <w:b w:val="0"/>
                 <w:sz w:val="16"/>
               </w:rPr>
-              <w:t>2201</w:t>
+              <w:t>4686</w:t>
             </w:r>
           </w:p>
         </w:tc>
@@ -3885,7 +3885,7 @@
                 <w:b w:val="0"/>
                 <w:sz w:val="16"/>
               </w:rPr>
-              <w:t>2485</w:t>
+              <w:t>0</w:t>
             </w:r>
           </w:p>
         </w:tc>
@@ -3904,7 +3904,7 @@
                 <w:b w:val="0"/>
                 <w:sz w:val="16"/>
               </w:rPr>
-              <w:t>2201</w:t>
+              <w:t>4686</w:t>
             </w:r>
           </w:p>
         </w:tc>
@@ -4039,7 +4039,7 @@
                 <w:b w:val="0"/>
                 <w:sz w:val="16"/>
               </w:rPr>
-              <w:t>2485</w:t>
+              <w:t>0</w:t>
             </w:r>
           </w:p>
         </w:tc>
@@ -4058,7 +4058,7 @@
                 <w:b w:val="0"/>
                 <w:sz w:val="16"/>
               </w:rPr>
-              <w:t>2201</w:t>
+              <w:t>4686</w:t>
             </w:r>
           </w:p>
         </w:tc>
@@ -4193,7 +4193,7 @@
                 <w:b w:val="0"/>
                 <w:sz w:val="16"/>
               </w:rPr>
-              <w:t>2485</w:t>
+              <w:t>0</w:t>
             </w:r>
           </w:p>
         </w:tc>
@@ -4212,7 +4212,7 @@
                 <w:b w:val="0"/>
                 <w:sz w:val="16"/>
               </w:rPr>
-              <w:t>2201</w:t>
+              <w:t>4686</w:t>
             </w:r>
           </w:p>
         </w:tc>
@@ -4452,7 +4452,7 @@
                 <w:b w:val="0"/>
                 <w:sz w:val="16"/>
               </w:rPr>
-              <w:t>ACY-1215_(GDSC1:264)</w:t>
+              <w:t>AZD-8055</w:t>
             </w:r>
           </w:p>
         </w:tc>
@@ -4471,7 +4471,7 @@
                 <w:b w:val="0"/>
                 <w:sz w:val="16"/>
               </w:rPr>
-              <w:t>889</w:t>
+              <w:t>779</w:t>
             </w:r>
           </w:p>
         </w:tc>
@@ -4490,7 +4490,7 @@
                 <w:b w:val="0"/>
                 <w:sz w:val="16"/>
               </w:rPr>
-              <w:t>0.751</w:t>
+              <w:t>0.985</w:t>
             </w:r>
           </w:p>
         </w:tc>
@@ -4509,7 +4509,7 @@
                 <w:b w:val="0"/>
                 <w:sz w:val="16"/>
               </w:rPr>
-              <w:t>0.543</w:t>
+              <w:t>0.707</w:t>
             </w:r>
           </w:p>
         </w:tc>
@@ -4528,7 +4528,7 @@
                 <w:b w:val="0"/>
                 <w:sz w:val="16"/>
               </w:rPr>
-              <w:t>0.999</w:t>
+              <w:t>0.987</w:t>
             </w:r>
           </w:p>
         </w:tc>
@@ -4547,7 +4547,7 @@
                 <w:b w:val="0"/>
                 <w:sz w:val="16"/>
               </w:rPr>
-              <w:t>0.540</w:t>
+              <w:t>0.705</w:t>
             </w:r>
           </w:p>
         </w:tc>
@@ -4566,7 +4566,7 @@
                 <w:b w:val="0"/>
                 <w:sz w:val="16"/>
               </w:rPr>
-              <w:t>+0.150</w:t>
+              <w:t>+0.120</w:t>
             </w:r>
           </w:p>
         </w:tc>
@@ -4585,7 +4585,7 @@
                 <w:b w:val="0"/>
                 <w:sz w:val="16"/>
               </w:rPr>
-              <w:t>-0.071</w:t>
+              <w:t>-0.047</w:t>
             </w:r>
           </w:p>
         </w:tc>
@@ -4604,7 +4604,7 @@
                 <w:b w:val="0"/>
                 <w:sz w:val="16"/>
               </w:rPr>
-              <w:t>-0.149</w:t>
+              <w:t>-0.196</w:t>
             </w:r>
           </w:p>
         </w:tc>
@@ -4625,7 +4625,7 @@
                 <w:b w:val="0"/>
                 <w:sz w:val="16"/>
               </w:rPr>
-              <w:t>AICA_RIBONUCLEOTIDE_(GDSC1:1001)</w:t>
+              <w:t>LEPTOMYCIN_B</w:t>
             </w:r>
           </w:p>
         </w:tc>
@@ -4644,7 +4644,7 @@
                 <w:b w:val="0"/>
                 <w:sz w:val="16"/>
               </w:rPr>
-              <w:t>903</w:t>
+              <w:t>786</w:t>
             </w:r>
           </w:p>
         </w:tc>
@@ -4663,7 +4663,7 @@
                 <w:b w:val="0"/>
                 <w:sz w:val="16"/>
               </w:rPr>
-              <w:t>0.745</w:t>
+              <w:t>0.985</w:t>
             </w:r>
           </w:p>
         </w:tc>
@@ -4682,7 +4682,7 @@
                 <w:b w:val="0"/>
                 <w:sz w:val="16"/>
               </w:rPr>
-              <w:t>0.536</w:t>
+              <w:t>0.705</w:t>
             </w:r>
           </w:p>
         </w:tc>
@@ -4701,7 +4701,7 @@
                 <w:b w:val="0"/>
                 <w:sz w:val="16"/>
               </w:rPr>
-              <w:t>0.999</w:t>
+              <w:t>0.989</w:t>
             </w:r>
           </w:p>
         </w:tc>
@@ -4720,7 +4720,7 @@
                 <w:b w:val="0"/>
                 <w:sz w:val="16"/>
               </w:rPr>
-              <w:t>0.533</w:t>
+              <w:t>0.702</w:t>
             </w:r>
           </w:p>
         </w:tc>
@@ -4739,7 +4739,7 @@
                 <w:b w:val="0"/>
                 <w:sz w:val="16"/>
               </w:rPr>
-              <w:t>+0.166</w:t>
+              <w:t>+0.130</w:t>
             </w:r>
           </w:p>
         </w:tc>
@@ -4758,7 +4758,7 @@
                 <w:b w:val="0"/>
                 <w:sz w:val="16"/>
               </w:rPr>
-              <w:t>-0.079</w:t>
+              <w:t>-0.051</w:t>
             </w:r>
           </w:p>
         </w:tc>
@@ -4777,7 +4777,7 @@
                 <w:b w:val="0"/>
                 <w:sz w:val="16"/>
               </w:rPr>
-              <w:t>-0.146</w:t>
+              <w:t>-0.191</w:t>
             </w:r>
           </w:p>
         </w:tc>
@@ -4798,7 +4798,7 @@
                 <w:b w:val="0"/>
                 <w:sz w:val="16"/>
               </w:rPr>
-              <w:t>DACOMITINIB_(GDSC1:363)</w:t>
+              <w:t>OUABAIN</w:t>
             </w:r>
           </w:p>
         </w:tc>
@@ -4817,7 +4817,7 @@
                 <w:b w:val="0"/>
                 <w:sz w:val="16"/>
               </w:rPr>
-              <w:t>889</w:t>
+              <w:t>778</w:t>
             </w:r>
           </w:p>
         </w:tc>
@@ -4836,7 +4836,7 @@
                 <w:b w:val="0"/>
                 <w:sz w:val="16"/>
               </w:rPr>
-              <w:t>0.751</w:t>
+              <w:t>0.985</w:t>
             </w:r>
           </w:p>
         </w:tc>
@@ -4855,7 +4855,7 @@
                 <w:b w:val="0"/>
                 <w:sz w:val="16"/>
               </w:rPr>
-              <w:t>0.543</w:t>
+              <w:t>0.710</w:t>
             </w:r>
           </w:p>
         </w:tc>
@@ -4874,7 +4874,7 @@
                 <w:b w:val="0"/>
                 <w:sz w:val="16"/>
               </w:rPr>
-              <w:t>0.999</w:t>
+              <w:t>0.987</w:t>
             </w:r>
           </w:p>
         </w:tc>
@@ -4893,7 +4893,7 @@
                 <w:b w:val="0"/>
                 <w:sz w:val="16"/>
               </w:rPr>
-              <w:t>0.540</w:t>
+              <w:t>0.707</w:t>
             </w:r>
           </w:p>
         </w:tc>
@@ -4912,7 +4912,7 @@
                 <w:b w:val="0"/>
                 <w:sz w:val="16"/>
               </w:rPr>
-              <w:t>+0.150</w:t>
+              <w:t>+0.123</w:t>
             </w:r>
           </w:p>
         </w:tc>
@@ -4931,7 +4931,7 @@
                 <w:b w:val="0"/>
                 <w:sz w:val="16"/>
               </w:rPr>
-              <w:t>-0.071</w:t>
+              <w:t>-0.045</w:t>
             </w:r>
           </w:p>
         </w:tc>
@@ -4950,7 +4950,7 @@
                 <w:b w:val="0"/>
                 <w:sz w:val="16"/>
               </w:rPr>
-              <w:t>-0.149</w:t>
+              <w:t>-0.195</w:t>
             </w:r>
           </w:p>
         </w:tc>
@@ -4971,7 +4971,7 @@
                 <w:b w:val="0"/>
                 <w:sz w:val="16"/>
               </w:rPr>
-              <w:t>GSK1059615_(GDSC1:374)</w:t>
+              <w:t>SR-II-138A</w:t>
             </w:r>
           </w:p>
         </w:tc>
@@ -4990,7 +4990,7 @@
                 <w:b w:val="0"/>
                 <w:sz w:val="16"/>
               </w:rPr>
-              <w:t>889</w:t>
+              <w:t>781</w:t>
             </w:r>
           </w:p>
         </w:tc>
@@ -5009,7 +5009,7 @@
                 <w:b w:val="0"/>
                 <w:sz w:val="16"/>
               </w:rPr>
-              <w:t>0.751</w:t>
+              <w:t>0.985</w:t>
             </w:r>
           </w:p>
         </w:tc>
@@ -5028,7 +5028,7 @@
                 <w:b w:val="0"/>
                 <w:sz w:val="16"/>
               </w:rPr>
-              <w:t>0.543</w:t>
+              <w:t>0.711</w:t>
             </w:r>
           </w:p>
         </w:tc>
@@ -5047,7 +5047,7 @@
                 <w:b w:val="0"/>
                 <w:sz w:val="16"/>
               </w:rPr>
-              <w:t>0.999</w:t>
+              <w:t>0.987</w:t>
             </w:r>
           </w:p>
         </w:tc>
@@ -5066,7 +5066,7 @@
                 <w:b w:val="0"/>
                 <w:sz w:val="16"/>
               </w:rPr>
-              <w:t>0.540</w:t>
+              <w:t>0.708</w:t>
             </w:r>
           </w:p>
         </w:tc>
@@ -5085,7 +5085,7 @@
                 <w:b w:val="0"/>
                 <w:sz w:val="16"/>
               </w:rPr>
-              <w:t>+0.150</w:t>
+              <w:t>+0.123</w:t>
             </w:r>
           </w:p>
         </w:tc>
@@ -5104,7 +5104,7 @@
                 <w:b w:val="0"/>
                 <w:sz w:val="16"/>
               </w:rPr>
-              <w:t>-0.071</w:t>
+              <w:t>-0.054</w:t>
             </w:r>
           </w:p>
         </w:tc>
@@ -5123,7 +5123,7 @@
                 <w:b w:val="0"/>
                 <w:sz w:val="16"/>
               </w:rPr>
-              <w:t>-0.149</w:t>
+              <w:t>-0.193</w:t>
             </w:r>
           </w:p>
         </w:tc>
@@ -5144,7 +5144,7 @@
                 <w:b w:val="0"/>
                 <w:sz w:val="16"/>
               </w:rPr>
-              <w:t>TENOVIN-6_(GDSC1:342)</w:t>
+              <w:t>VINCRISTINE</w:t>
             </w:r>
           </w:p>
         </w:tc>
@@ -5163,7 +5163,7 @@
                 <w:b w:val="0"/>
                 <w:sz w:val="16"/>
               </w:rPr>
-              <w:t>888</w:t>
+              <w:t>782</w:t>
             </w:r>
           </w:p>
         </w:tc>
@@ -5182,7 +5182,7 @@
                 <w:b w:val="0"/>
                 <w:sz w:val="16"/>
               </w:rPr>
-              <w:t>0.751</w:t>
+              <w:t>0.985</w:t>
             </w:r>
           </w:p>
         </w:tc>
@@ -5201,7 +5201,7 @@
                 <w:b w:val="0"/>
                 <w:sz w:val="16"/>
               </w:rPr>
-              <w:t>0.544</w:t>
+              <w:t>0.705</w:t>
             </w:r>
           </w:p>
         </w:tc>
@@ -5220,7 +5220,7 @@
                 <w:b w:val="0"/>
                 <w:sz w:val="16"/>
               </w:rPr>
-              <w:t>0.999</w:t>
+              <w:t>0.988</w:t>
             </w:r>
           </w:p>
         </w:tc>
@@ -5239,7 +5239,7 @@
                 <w:b w:val="0"/>
                 <w:sz w:val="16"/>
               </w:rPr>
-              <w:t>0.541</w:t>
+              <w:t>0.702</w:t>
             </w:r>
           </w:p>
         </w:tc>
@@ -5258,7 +5258,7 @@
                 <w:b w:val="0"/>
                 <w:sz w:val="16"/>
               </w:rPr>
-              <w:t>+0.150</w:t>
+              <w:t>+0.118</w:t>
             </w:r>
           </w:p>
         </w:tc>
@@ -5277,7 +5277,7 @@
                 <w:b w:val="0"/>
                 <w:sz w:val="16"/>
               </w:rPr>
-              <w:t>-0.071</w:t>
+              <w:t>-0.055</w:t>
             </w:r>
           </w:p>
         </w:tc>
@@ -5296,7 +5296,7 @@
                 <w:b w:val="0"/>
                 <w:sz w:val="16"/>
               </w:rPr>
-              <w:t>-0.149</w:t>
+              <w:t>-0.190</w:t>
             </w:r>
           </w:p>
         </w:tc>
@@ -5317,7 +5317,7 @@
                 <w:b w:val="0"/>
                 <w:sz w:val="16"/>
               </w:rPr>
-              <w:t>MG-132_(GDSC2:1862)</w:t>
+              <w:t>ACY-1215_(GDSC1:264)</w:t>
             </w:r>
           </w:p>
         </w:tc>
@@ -5336,7 +5336,7 @@
                 <w:b w:val="0"/>
                 <w:sz w:val="16"/>
               </w:rPr>
-              <w:t>938</w:t>
+              <w:t>889</w:t>
             </w:r>
           </w:p>
         </w:tc>
@@ -5355,7 +5355,7 @@
                 <w:b w:val="0"/>
                 <w:sz w:val="16"/>
               </w:rPr>
-              <w:t>0.747</w:t>
+              <w:t>0.751</w:t>
             </w:r>
           </w:p>
         </w:tc>
@@ -5374,7 +5374,7 @@
                 <w:b w:val="0"/>
                 <w:sz w:val="16"/>
               </w:rPr>
-              <w:t>0.533</w:t>
+              <w:t>0.543</w:t>
             </w:r>
           </w:p>
         </w:tc>
@@ -5412,7 +5412,7 @@
                 <w:b w:val="0"/>
                 <w:sz w:val="16"/>
               </w:rPr>
-              <w:t>0.530</w:t>
+              <w:t>0.540</w:t>
             </w:r>
           </w:p>
         </w:tc>
@@ -5431,7 +5431,7 @@
                 <w:b w:val="0"/>
                 <w:sz w:val="16"/>
               </w:rPr>
-              <w:t>+0.160</w:t>
+              <w:t>+0.150</w:t>
             </w:r>
           </w:p>
         </w:tc>
@@ -5450,7 +5450,7 @@
                 <w:b w:val="0"/>
                 <w:sz w:val="16"/>
               </w:rPr>
-              <w:t>-0.054</w:t>
+              <w:t>-0.071</w:t>
             </w:r>
           </w:p>
         </w:tc>
@@ -5469,7 +5469,7 @@
                 <w:b w:val="0"/>
                 <w:sz w:val="16"/>
               </w:rPr>
-              <w:t>-0.147</w:t>
+              <w:t>-0.149</w:t>
             </w:r>
           </w:p>
         </w:tc>
@@ -5490,7 +5490,7 @@
                 <w:b w:val="0"/>
                 <w:sz w:val="16"/>
               </w:rPr>
-              <w:t>MK-2206_(GDSC2:1053)</w:t>
+              <w:t>AICA_RIBONUCLEOTIDE_(GDSC1:1001)</w:t>
             </w:r>
           </w:p>
         </w:tc>
@@ -5509,7 +5509,7 @@
                 <w:b w:val="0"/>
                 <w:sz w:val="16"/>
               </w:rPr>
-              <w:t>937</w:t>
+              <w:t>903</w:t>
             </w:r>
           </w:p>
         </w:tc>
@@ -5528,7 +5528,7 @@
                 <w:b w:val="0"/>
                 <w:sz w:val="16"/>
               </w:rPr>
-              <w:t>0.747</w:t>
+              <w:t>0.745</w:t>
             </w:r>
           </w:p>
         </w:tc>
@@ -5547,7 +5547,7 @@
                 <w:b w:val="0"/>
                 <w:sz w:val="16"/>
               </w:rPr>
-              <w:t>0.534</w:t>
+              <w:t>0.536</w:t>
             </w:r>
           </w:p>
         </w:tc>
@@ -5585,7 +5585,7 @@
                 <w:b w:val="0"/>
                 <w:sz w:val="16"/>
               </w:rPr>
-              <w:t>0.530</w:t>
+              <w:t>0.533</w:t>
             </w:r>
           </w:p>
         </w:tc>
@@ -5604,7 +5604,7 @@
                 <w:b w:val="0"/>
                 <w:sz w:val="16"/>
               </w:rPr>
-              <w:t>+0.160</w:t>
+              <w:t>+0.166</w:t>
             </w:r>
           </w:p>
         </w:tc>
@@ -5623,7 +5623,7 @@
                 <w:b w:val="0"/>
                 <w:sz w:val="16"/>
               </w:rPr>
-              <w:t>-0.054</w:t>
+              <w:t>-0.079</w:t>
             </w:r>
           </w:p>
         </w:tc>
@@ -5642,7 +5642,7 @@
                 <w:b w:val="0"/>
                 <w:sz w:val="16"/>
               </w:rPr>
-              <w:t>-0.147</w:t>
+              <w:t>-0.146</w:t>
             </w:r>
           </w:p>
         </w:tc>
@@ -5663,7 +5663,7 @@
                 <w:b w:val="0"/>
                 <w:sz w:val="16"/>
               </w:rPr>
-              <w:t>NAVITOCLAX_(GDSC2:1011)</w:t>
+              <w:t>DACOMITINIB_(GDSC1:363)</w:t>
             </w:r>
           </w:p>
         </w:tc>
@@ -5682,7 +5682,7 @@
                 <w:b w:val="0"/>
                 <w:sz w:val="16"/>
               </w:rPr>
-              <w:t>937</w:t>
+              <w:t>889</w:t>
             </w:r>
           </w:p>
         </w:tc>
@@ -5701,7 +5701,7 @@
                 <w:b w:val="0"/>
                 <w:sz w:val="16"/>
               </w:rPr>
-              <w:t>0.747</w:t>
+              <w:t>0.751</w:t>
             </w:r>
           </w:p>
         </w:tc>
@@ -5720,7 +5720,7 @@
                 <w:b w:val="0"/>
                 <w:sz w:val="16"/>
               </w:rPr>
-              <w:t>0.534</w:t>
+              <w:t>0.543</w:t>
             </w:r>
           </w:p>
         </w:tc>
@@ -5758,7 +5758,7 @@
                 <w:b w:val="0"/>
                 <w:sz w:val="16"/>
               </w:rPr>
-              <w:t>0.530</w:t>
+              <w:t>0.540</w:t>
             </w:r>
           </w:p>
         </w:tc>
@@ -5777,7 +5777,7 @@
                 <w:b w:val="0"/>
                 <w:sz w:val="16"/>
               </w:rPr>
-              <w:t>+0.160</w:t>
+              <w:t>+0.150</w:t>
             </w:r>
           </w:p>
         </w:tc>
@@ -5796,7 +5796,7 @@
                 <w:b w:val="0"/>
                 <w:sz w:val="16"/>
               </w:rPr>
-              <w:t>-0.054</w:t>
+              <w:t>-0.071</w:t>
             </w:r>
           </w:p>
         </w:tc>
@@ -5815,7 +5815,7 @@
                 <w:b w:val="0"/>
                 <w:sz w:val="16"/>
               </w:rPr>
-              <w:t>-0.147</w:t>
+              <w:t>-0.149</w:t>
             </w:r>
           </w:p>
         </w:tc>
@@ -5836,7 +5836,7 @@
                 <w:b w:val="0"/>
                 <w:sz w:val="16"/>
               </w:rPr>
-              <w:t>PICTILISIB_(GDSC2:1058)</w:t>
+              <w:t>GSK1059615_(GDSC1:374)</w:t>
             </w:r>
           </w:p>
         </w:tc>
@@ -5855,7 +5855,7 @@
                 <w:b w:val="0"/>
                 <w:sz w:val="16"/>
               </w:rPr>
-              <w:t>936</w:t>
+              <w:t>889</w:t>
             </w:r>
           </w:p>
         </w:tc>
@@ -5874,7 +5874,7 @@
                 <w:b w:val="0"/>
                 <w:sz w:val="16"/>
               </w:rPr>
-              <w:t>0.747</w:t>
+              <w:t>0.751</w:t>
             </w:r>
           </w:p>
         </w:tc>
@@ -5893,7 +5893,7 @@
                 <w:b w:val="0"/>
                 <w:sz w:val="16"/>
               </w:rPr>
-              <w:t>0.534</w:t>
+              <w:t>0.543</w:t>
             </w:r>
           </w:p>
         </w:tc>
@@ -5931,7 +5931,7 @@
                 <w:b w:val="0"/>
                 <w:sz w:val="16"/>
               </w:rPr>
-              <w:t>0.531</w:t>
+              <w:t>0.540</w:t>
             </w:r>
           </w:p>
         </w:tc>
@@ -5950,7 +5950,7 @@
                 <w:b w:val="0"/>
                 <w:sz w:val="16"/>
               </w:rPr>
-              <w:t>+0.160</w:t>
+              <w:t>+0.150</w:t>
             </w:r>
           </w:p>
         </w:tc>
@@ -5969,7 +5969,7 @@
                 <w:b w:val="0"/>
                 <w:sz w:val="16"/>
               </w:rPr>
-              <w:t>-0.064</w:t>
+              <w:t>-0.071</w:t>
             </w:r>
           </w:p>
         </w:tc>
@@ -5988,7 +5988,7 @@
                 <w:b w:val="0"/>
                 <w:sz w:val="16"/>
               </w:rPr>
-              <w:t>-0.147</w:t>
+              <w:t>-0.149</w:t>
             </w:r>
           </w:p>
         </w:tc>
@@ -6009,7 +6009,7 @@
                 <w:b w:val="0"/>
                 <w:sz w:val="16"/>
               </w:rPr>
-              <w:t>STAUROSPORINE_(GDSC2:1034)</w:t>
+              <w:t>TENOVIN-6_(GDSC1:342)</w:t>
             </w:r>
           </w:p>
         </w:tc>
@@ -6028,7 +6028,7 @@
                 <w:b w:val="0"/>
                 <w:sz w:val="16"/>
               </w:rPr>
-              <w:t>938</w:t>
+              <w:t>888</w:t>
             </w:r>
           </w:p>
         </w:tc>
@@ -6047,7 +6047,7 @@
                 <w:b w:val="0"/>
                 <w:sz w:val="16"/>
               </w:rPr>
-              <w:t>0.747</w:t>
+              <w:t>0.751</w:t>
             </w:r>
           </w:p>
         </w:tc>
@@ -6066,7 +6066,7 @@
                 <w:b w:val="0"/>
                 <w:sz w:val="16"/>
               </w:rPr>
-              <w:t>0.533</w:t>
+              <w:t>0.544</w:t>
             </w:r>
           </w:p>
         </w:tc>
@@ -6104,7 +6104,7 @@
                 <w:b w:val="0"/>
                 <w:sz w:val="16"/>
               </w:rPr>
-              <w:t>0.530</w:t>
+              <w:t>0.541</w:t>
             </w:r>
           </w:p>
         </w:tc>
@@ -6123,7 +6123,7 @@
                 <w:b w:val="0"/>
                 <w:sz w:val="16"/>
               </w:rPr>
-              <w:t>+0.160</w:t>
+              <w:t>+0.150</w:t>
             </w:r>
           </w:p>
         </w:tc>
@@ -6142,7 +6142,7 @@
                 <w:b w:val="0"/>
                 <w:sz w:val="16"/>
               </w:rPr>
-              <w:t>-0.054</w:t>
+              <w:t>-0.071</w:t>
             </w:r>
           </w:p>
         </w:tc>
@@ -6161,7 +6161,7 @@
                 <w:b w:val="0"/>
                 <w:sz w:val="16"/>
               </w:rPr>
-              <w:t>-0.147</w:t>
+              <w:t>-0.149</w:t>
             </w:r>
           </w:p>
         </w:tc>
@@ -6182,7 +6182,7 @@
                 <w:b w:val="0"/>
                 <w:sz w:val="16"/>
               </w:rPr>
-              <w:t>AZD-8055</w:t>
+              <w:t>MG-132_(GDSC2:1862)</w:t>
             </w:r>
           </w:p>
         </w:tc>
@@ -6201,7 +6201,7 @@
                 <w:b w:val="0"/>
                 <w:sz w:val="16"/>
               </w:rPr>
-              <w:t>779</w:t>
+              <w:t>938</w:t>
             </w:r>
           </w:p>
         </w:tc>
@@ -6220,7 +6220,7 @@
                 <w:b w:val="0"/>
                 <w:sz w:val="16"/>
               </w:rPr>
-              <w:t>0.985</w:t>
+              <w:t>0.747</w:t>
             </w:r>
           </w:p>
         </w:tc>
@@ -6239,7 +6239,7 @@
                 <w:b w:val="0"/>
                 <w:sz w:val="16"/>
               </w:rPr>
-              <w:t>0.707</w:t>
+              <w:t>0.533</w:t>
             </w:r>
           </w:p>
         </w:tc>
@@ -6258,7 +6258,7 @@
                 <w:b w:val="0"/>
                 <w:sz w:val="16"/>
               </w:rPr>
-              <w:t>0.987</w:t>
+              <w:t>0.999</w:t>
             </w:r>
           </w:p>
         </w:tc>
@@ -6277,7 +6277,7 @@
                 <w:b w:val="0"/>
                 <w:sz w:val="16"/>
               </w:rPr>
-              <w:t>0.705</w:t>
+              <w:t>0.530</w:t>
             </w:r>
           </w:p>
         </w:tc>
@@ -6296,7 +6296,7 @@
                 <w:b w:val="0"/>
                 <w:sz w:val="16"/>
               </w:rPr>
-              <w:t>+0.120</w:t>
+              <w:t>+0.160</w:t>
             </w:r>
           </w:p>
         </w:tc>
@@ -6315,7 +6315,7 @@
                 <w:b w:val="0"/>
                 <w:sz w:val="16"/>
               </w:rPr>
-              <w:t>-0.047</w:t>
+              <w:t>-0.054</w:t>
             </w:r>
           </w:p>
         </w:tc>
@@ -6334,7 +6334,7 @@
                 <w:b w:val="0"/>
                 <w:sz w:val="16"/>
               </w:rPr>
-              <w:t>-0.196</w:t>
+              <w:t>-0.147</w:t>
             </w:r>
           </w:p>
         </w:tc>
@@ -6355,7 +6355,7 @@
                 <w:b w:val="0"/>
                 <w:sz w:val="16"/>
               </w:rPr>
-              <w:t>LEPTOMYCIN_B</w:t>
+              <w:t>MK-2206_(GDSC2:1053)</w:t>
             </w:r>
           </w:p>
         </w:tc>
@@ -6374,7 +6374,7 @@
                 <w:b w:val="0"/>
                 <w:sz w:val="16"/>
               </w:rPr>
-              <w:t>786</w:t>
+              <w:t>937</w:t>
             </w:r>
           </w:p>
         </w:tc>
@@ -6393,7 +6393,7 @@
                 <w:b w:val="0"/>
                 <w:sz w:val="16"/>
               </w:rPr>
-              <w:t>0.985</w:t>
+              <w:t>0.747</w:t>
             </w:r>
           </w:p>
         </w:tc>
@@ -6412,7 +6412,7 @@
                 <w:b w:val="0"/>
                 <w:sz w:val="16"/>
               </w:rPr>
-              <w:t>0.705</w:t>
+              <w:t>0.534</w:t>
             </w:r>
           </w:p>
         </w:tc>
@@ -6431,7 +6431,7 @@
                 <w:b w:val="0"/>
                 <w:sz w:val="16"/>
               </w:rPr>
-              <w:t>0.989</w:t>
+              <w:t>0.999</w:t>
             </w:r>
           </w:p>
         </w:tc>
@@ -6450,7 +6450,7 @@
                 <w:b w:val="0"/>
                 <w:sz w:val="16"/>
               </w:rPr>
-              <w:t>0.702</w:t>
+              <w:t>0.530</w:t>
             </w:r>
           </w:p>
         </w:tc>
@@ -6469,7 +6469,7 @@
                 <w:b w:val="0"/>
                 <w:sz w:val="16"/>
               </w:rPr>
-              <w:t>+0.130</w:t>
+              <w:t>+0.160</w:t>
             </w:r>
           </w:p>
         </w:tc>
@@ -6488,7 +6488,7 @@
                 <w:b w:val="0"/>
                 <w:sz w:val="16"/>
               </w:rPr>
-              <w:t>-0.051</w:t>
+              <w:t>-0.054</w:t>
             </w:r>
           </w:p>
         </w:tc>
@@ -6507,7 +6507,7 @@
                 <w:b w:val="0"/>
                 <w:sz w:val="16"/>
               </w:rPr>
-              <w:t>-0.191</w:t>
+              <w:t>-0.147</w:t>
             </w:r>
           </w:p>
         </w:tc>
@@ -6528,7 +6528,7 @@
                 <w:b w:val="0"/>
                 <w:sz w:val="16"/>
               </w:rPr>
-              <w:t>OUABAIN</w:t>
+              <w:t>NAVITOCLAX_(GDSC2:1011)</w:t>
             </w:r>
           </w:p>
         </w:tc>
@@ -6547,7 +6547,7 @@
                 <w:b w:val="0"/>
                 <w:sz w:val="16"/>
               </w:rPr>
-              <w:t>778</w:t>
+              <w:t>937</w:t>
             </w:r>
           </w:p>
         </w:tc>
@@ -6566,7 +6566,7 @@
                 <w:b w:val="0"/>
                 <w:sz w:val="16"/>
               </w:rPr>
-              <w:t>0.985</w:t>
+              <w:t>0.747</w:t>
             </w:r>
           </w:p>
         </w:tc>
@@ -6585,7 +6585,7 @@
                 <w:b w:val="0"/>
                 <w:sz w:val="16"/>
               </w:rPr>
-              <w:t>0.710</w:t>
+              <w:t>0.534</w:t>
             </w:r>
           </w:p>
         </w:tc>
@@ -6604,7 +6604,7 @@
                 <w:b w:val="0"/>
                 <w:sz w:val="16"/>
               </w:rPr>
-              <w:t>0.987</w:t>
+              <w:t>0.999</w:t>
             </w:r>
           </w:p>
         </w:tc>
@@ -6623,7 +6623,7 @@
                 <w:b w:val="0"/>
                 <w:sz w:val="16"/>
               </w:rPr>
-              <w:t>0.707</w:t>
+              <w:t>0.530</w:t>
             </w:r>
           </w:p>
         </w:tc>
@@ -6642,7 +6642,7 @@
                 <w:b w:val="0"/>
                 <w:sz w:val="16"/>
               </w:rPr>
-              <w:t>+0.123</w:t>
+              <w:t>+0.160</w:t>
             </w:r>
           </w:p>
         </w:tc>
@@ -6661,7 +6661,7 @@
                 <w:b w:val="0"/>
                 <w:sz w:val="16"/>
               </w:rPr>
-              <w:t>-0.045</w:t>
+              <w:t>-0.054</w:t>
             </w:r>
           </w:p>
         </w:tc>
@@ -6680,7 +6680,7 @@
                 <w:b w:val="0"/>
                 <w:sz w:val="16"/>
               </w:rPr>
-              <w:t>-0.195</w:t>
+              <w:t>-0.147</w:t>
             </w:r>
           </w:p>
         </w:tc>
@@ -6701,7 +6701,7 @@
                 <w:b w:val="0"/>
                 <w:sz w:val="16"/>
               </w:rPr>
-              <w:t>SR-II-138A</w:t>
+              <w:t>PICTILISIB_(GDSC2:1058)</w:t>
             </w:r>
           </w:p>
         </w:tc>
@@ -6720,7 +6720,7 @@
                 <w:b w:val="0"/>
                 <w:sz w:val="16"/>
               </w:rPr>
-              <w:t>781</w:t>
+              <w:t>936</w:t>
             </w:r>
           </w:p>
         </w:tc>
@@ -6739,7 +6739,7 @@
                 <w:b w:val="0"/>
                 <w:sz w:val="16"/>
               </w:rPr>
-              <w:t>0.985</w:t>
+              <w:t>0.747</w:t>
             </w:r>
           </w:p>
         </w:tc>
@@ -6758,7 +6758,7 @@
                 <w:b w:val="0"/>
                 <w:sz w:val="16"/>
               </w:rPr>
-              <w:t>0.711</w:t>
+              <w:t>0.534</w:t>
             </w:r>
           </w:p>
         </w:tc>
@@ -6777,7 +6777,7 @@
                 <w:b w:val="0"/>
                 <w:sz w:val="16"/>
               </w:rPr>
-              <w:t>0.987</w:t>
+              <w:t>0.999</w:t>
             </w:r>
           </w:p>
         </w:tc>
@@ -6796,7 +6796,7 @@
                 <w:b w:val="0"/>
                 <w:sz w:val="16"/>
               </w:rPr>
-              <w:t>0.708</w:t>
+              <w:t>0.531</w:t>
             </w:r>
           </w:p>
         </w:tc>
@@ -6815,7 +6815,7 @@
                 <w:b w:val="0"/>
                 <w:sz w:val="16"/>
               </w:rPr>
-              <w:t>+0.123</w:t>
+              <w:t>+0.160</w:t>
             </w:r>
           </w:p>
         </w:tc>
@@ -6834,7 +6834,7 @@
                 <w:b w:val="0"/>
                 <w:sz w:val="16"/>
               </w:rPr>
-              <w:t>-0.054</w:t>
+              <w:t>-0.064</w:t>
             </w:r>
           </w:p>
         </w:tc>
@@ -6853,7 +6853,7 @@
                 <w:b w:val="0"/>
                 <w:sz w:val="16"/>
               </w:rPr>
-              <w:t>-0.193</w:t>
+              <w:t>-0.147</w:t>
             </w:r>
           </w:p>
         </w:tc>
@@ -6874,7 +6874,7 @@
                 <w:b w:val="0"/>
                 <w:sz w:val="16"/>
               </w:rPr>
-              <w:t>VINCRISTINE</w:t>
+              <w:t>STAUROSPORINE_(GDSC2:1034)</w:t>
             </w:r>
           </w:p>
         </w:tc>
@@ -6893,7 +6893,7 @@
                 <w:b w:val="0"/>
                 <w:sz w:val="16"/>
               </w:rPr>
-              <w:t>782</w:t>
+              <w:t>938</w:t>
             </w:r>
           </w:p>
         </w:tc>
@@ -6912,7 +6912,7 @@
                 <w:b w:val="0"/>
                 <w:sz w:val="16"/>
               </w:rPr>
-              <w:t>0.985</w:t>
+              <w:t>0.747</w:t>
             </w:r>
           </w:p>
         </w:tc>
@@ -6931,7 +6931,7 @@
                 <w:b w:val="0"/>
                 <w:sz w:val="16"/>
               </w:rPr>
-              <w:t>0.705</w:t>
+              <w:t>0.533</w:t>
             </w:r>
           </w:p>
         </w:tc>
@@ -6950,7 +6950,7 @@
                 <w:b w:val="0"/>
                 <w:sz w:val="16"/>
               </w:rPr>
-              <w:t>0.988</w:t>
+              <w:t>0.999</w:t>
             </w:r>
           </w:p>
         </w:tc>
@@ -6969,7 +6969,7 @@
                 <w:b w:val="0"/>
                 <w:sz w:val="16"/>
               </w:rPr>
-              <w:t>0.702</w:t>
+              <w:t>0.530</w:t>
             </w:r>
           </w:p>
         </w:tc>
@@ -6988,7 +6988,7 @@
                 <w:b w:val="0"/>
                 <w:sz w:val="16"/>
               </w:rPr>
-              <w:t>+0.118</w:t>
+              <w:t>+0.160</w:t>
             </w:r>
           </w:p>
         </w:tc>
@@ -7007,7 +7007,7 @@
                 <w:b w:val="0"/>
                 <w:sz w:val="16"/>
               </w:rPr>
-              <w:t>-0.055</w:t>
+              <w:t>-0.054</w:t>
             </w:r>
           </w:p>
         </w:tc>
@@ -7026,7 +7026,7 @@
                 <w:b w:val="0"/>
                 <w:sz w:val="16"/>
               </w:rPr>
-              <w:t>-0.190</w:t>
+              <w:t>-0.147</w:t>
             </w:r>
           </w:p>
         </w:tc>
@@ -7039,7 +7039,7 @@
         <w:keepNext/>
       </w:pPr>
       <w:r>
-        <w:t>S6. Uncertainty calibration summary</w:t>
+        <w:t>S6. Exploratory uncertainty calibration</w:t>
       </w:r>
     </w:p>
     <w:tbl>
@@ -7534,7 +7534,7 @@
         <w:spacing w:after="120" w:line="252" w:lineRule="auto"/>
       </w:pPr>
       <w:r>
-        <w:t>Nominal coverage target was 90%; each drug evaluation used a fit/calibration/test partition and 25% feature masking in the uncertainty calibration analysis. The pooled mean coverage was 0.911 across 15 evaluations; coverage was not uniformly at or above nominal for every drug.</w:t>
+        <w:t>This analysis is exploratory and is not part of the primary fusion benchmark. A nominal 90% coverage target was evaluated using fit/calibration/test partitions and 25% feature masking. Mean coverage was 0.911 across 15 drug evaluations, but coverage was not uniformly at or above nominal for every drug. These results do not establish a guaranteed interval and are not used for the primary performance claims.</w:t>
       </w:r>
     </w:p>
     <w:p>

--- a/submission/information_fusion_supplementary.docx
+++ b/submission/information_fusion_supplementary.docx
@@ -49,7 +49,7 @@
         <w:spacing w:after="120" w:line="252" w:lineRule="auto"/>
       </w:pPr>
       <w:r>
-        <w:t>Drug-heldout splits use GroupShuffleSplit with drug_id_raw as the grouping variable, test fraction 0.2, and persisted seeds 20260821, 20260822, and 20260823. Leave-one-dataset-out folds hold out CTD2, GDSC1, or GDSC2 in turn. RMSE and MAE are calculated on the complete held-out response rows. Missingness strata classify a row as complete only when all selected features for each modality are available; model fitting uses median imputation.</w:t>
+        <w:t>Drug-heldout splits use GroupShuffleSplit with drug_id_raw as the grouping variable, test fraction 0.2, and persisted seeds 20260821, 20260822, and 20260823. Leave-one-dataset-out folds hold out CTD2, GDSC1, or GDSC2 in turn. RMSE and MAE are calculated on held-out response rows. The full-universe benchmark records model metrics and feature manifests; strict all-selected-feature missingness counts are not used as a performance filter, and model fitting uses median imputation.</w:t>
       </w:r>
     </w:p>
     <w:p>
@@ -613,7 +613,7 @@
                 <w:b w:val="0"/>
                 <w:sz w:val="16"/>
               </w:rPr>
-              <w:t>0.1179</w:t>
+              <w:t>0.1398</w:t>
             </w:r>
           </w:p>
         </w:tc>
@@ -632,7 +632,7 @@
                 <w:b w:val="0"/>
                 <w:sz w:val="16"/>
               </w:rPr>
-              <w:t>0.1481</w:t>
+              <w:t>0.1696</w:t>
             </w:r>
           </w:p>
         </w:tc>
@@ -670,7 +670,7 @@
                 <w:b w:val="0"/>
                 <w:sz w:val="16"/>
               </w:rPr>
-              <w:t>0</w:t>
+              <w:t>not computed</w:t>
             </w:r>
           </w:p>
         </w:tc>
@@ -689,7 +689,7 @@
                 <w:b w:val="0"/>
                 <w:sz w:val="16"/>
               </w:rPr>
-              <w:t>2559</w:t>
+              <w:t>not computed</w:t>
             </w:r>
           </w:p>
         </w:tc>
@@ -748,7 +748,7 @@
                 <w:b w:val="0"/>
                 <w:sz w:val="16"/>
               </w:rPr>
-              <w:t>0.1277</w:t>
+              <w:t>0.1483</w:t>
             </w:r>
           </w:p>
         </w:tc>
@@ -767,7 +767,7 @@
                 <w:b w:val="0"/>
                 <w:sz w:val="16"/>
               </w:rPr>
-              <w:t>0.1593</w:t>
+              <w:t>0.1786</w:t>
             </w:r>
           </w:p>
         </w:tc>
@@ -805,7 +805,7 @@
                 <w:b w:val="0"/>
                 <w:sz w:val="16"/>
               </w:rPr>
-              <w:t>0</w:t>
+              <w:t>not computed</w:t>
             </w:r>
           </w:p>
         </w:tc>
@@ -824,7 +824,7 @@
                 <w:b w:val="0"/>
                 <w:sz w:val="16"/>
               </w:rPr>
-              <w:t>2559</w:t>
+              <w:t>not computed</w:t>
             </w:r>
           </w:p>
         </w:tc>
@@ -883,7 +883,7 @@
                 <w:b w:val="0"/>
                 <w:sz w:val="16"/>
               </w:rPr>
-              <w:t>0.1146</w:t>
+              <w:t>0.1374</w:t>
             </w:r>
           </w:p>
         </w:tc>
@@ -902,7 +902,7 @@
                 <w:b w:val="0"/>
                 <w:sz w:val="16"/>
               </w:rPr>
-              <w:t>0.1435</w:t>
+              <w:t>0.1674</w:t>
             </w:r>
           </w:p>
         </w:tc>
@@ -940,7 +940,7 @@
                 <w:b w:val="0"/>
                 <w:sz w:val="16"/>
               </w:rPr>
-              <w:t>0</w:t>
+              <w:t>not computed</w:t>
             </w:r>
           </w:p>
         </w:tc>
@@ -959,7 +959,7 @@
                 <w:b w:val="0"/>
                 <w:sz w:val="16"/>
               </w:rPr>
-              <w:t>2559</w:t>
+              <w:t>not computed</w:t>
             </w:r>
           </w:p>
         </w:tc>
@@ -1018,7 +1018,7 @@
                 <w:b w:val="0"/>
                 <w:sz w:val="16"/>
               </w:rPr>
-              <w:t>0.1047</w:t>
+              <w:t>0.1370</w:t>
             </w:r>
           </w:p>
         </w:tc>
@@ -1037,7 +1037,7 @@
                 <w:b w:val="0"/>
                 <w:sz w:val="16"/>
               </w:rPr>
-              <w:t>0.1326</w:t>
+              <w:t>0.1672</w:t>
             </w:r>
           </w:p>
         </w:tc>
@@ -1075,7 +1075,7 @@
                 <w:b w:val="0"/>
                 <w:sz w:val="16"/>
               </w:rPr>
-              <w:t>0</w:t>
+              <w:t>not computed</w:t>
             </w:r>
           </w:p>
         </w:tc>
@@ -1094,7 +1094,7 @@
                 <w:b w:val="0"/>
                 <w:sz w:val="16"/>
               </w:rPr>
-              <w:t>2559</w:t>
+              <w:t>not computed</w:t>
             </w:r>
           </w:p>
         </w:tc>
@@ -1153,7 +1153,7 @@
                 <w:b w:val="0"/>
                 <w:sz w:val="16"/>
               </w:rPr>
-              <w:t>0.1865</w:t>
+              <w:t>0.2226</w:t>
             </w:r>
           </w:p>
         </w:tc>
@@ -1172,7 +1172,7 @@
                 <w:b w:val="0"/>
                 <w:sz w:val="16"/>
               </w:rPr>
-              <w:t>0.2174</w:t>
+              <w:t>0.2538</w:t>
             </w:r>
           </w:p>
         </w:tc>
@@ -1210,7 +1210,7 @@
                 <w:b w:val="0"/>
                 <w:sz w:val="16"/>
               </w:rPr>
-              <w:t>0</w:t>
+              <w:t>not computed</w:t>
             </w:r>
           </w:p>
         </w:tc>
@@ -1229,7 +1229,7 @@
                 <w:b w:val="0"/>
                 <w:sz w:val="16"/>
               </w:rPr>
-              <w:t>2729</w:t>
+              <w:t>not computed</w:t>
             </w:r>
           </w:p>
         </w:tc>
@@ -1288,7 +1288,7 @@
                 <w:b w:val="0"/>
                 <w:sz w:val="16"/>
               </w:rPr>
-              <w:t>0.2015</w:t>
+              <w:t>0.2319</w:t>
             </w:r>
           </w:p>
         </w:tc>
@@ -1307,7 +1307,7 @@
                 <w:b w:val="0"/>
                 <w:sz w:val="16"/>
               </w:rPr>
-              <w:t>0.2333</w:t>
+              <w:t>0.2620</w:t>
             </w:r>
           </w:p>
         </w:tc>
@@ -1345,7 +1345,7 @@
                 <w:b w:val="0"/>
                 <w:sz w:val="16"/>
               </w:rPr>
-              <w:t>0</w:t>
+              <w:t>not computed</w:t>
             </w:r>
           </w:p>
         </w:tc>
@@ -1364,7 +1364,7 @@
                 <w:b w:val="0"/>
                 <w:sz w:val="16"/>
               </w:rPr>
-              <w:t>2729</w:t>
+              <w:t>not computed</w:t>
             </w:r>
           </w:p>
         </w:tc>
@@ -1423,7 +1423,7 @@
                 <w:b w:val="0"/>
                 <w:sz w:val="16"/>
               </w:rPr>
-              <w:t>0.1897</w:t>
+              <w:t>0.2208</w:t>
             </w:r>
           </w:p>
         </w:tc>
@@ -1442,7 +1442,7 @@
                 <w:b w:val="0"/>
                 <w:sz w:val="16"/>
               </w:rPr>
-              <w:t>0.2241</w:t>
+              <w:t>0.2529</w:t>
             </w:r>
           </w:p>
         </w:tc>
@@ -1480,7 +1480,7 @@
                 <w:b w:val="0"/>
                 <w:sz w:val="16"/>
               </w:rPr>
-              <w:t>0</w:t>
+              <w:t>not computed</w:t>
             </w:r>
           </w:p>
         </w:tc>
@@ -1499,7 +1499,7 @@
                 <w:b w:val="0"/>
                 <w:sz w:val="16"/>
               </w:rPr>
-              <w:t>2729</w:t>
+              <w:t>not computed</w:t>
             </w:r>
           </w:p>
         </w:tc>
@@ -1558,7 +1558,7 @@
                 <w:b w:val="0"/>
                 <w:sz w:val="16"/>
               </w:rPr>
-              <w:t>0.1786</w:t>
+              <w:t>0.2206</w:t>
             </w:r>
           </w:p>
         </w:tc>
@@ -1577,7 +1577,7 @@
                 <w:b w:val="0"/>
                 <w:sz w:val="16"/>
               </w:rPr>
-              <w:t>0.2148</w:t>
+              <w:t>0.2527</w:t>
             </w:r>
           </w:p>
         </w:tc>
@@ -1615,7 +1615,7 @@
                 <w:b w:val="0"/>
                 <w:sz w:val="16"/>
               </w:rPr>
-              <w:t>0</w:t>
+              <w:t>not computed</w:t>
             </w:r>
           </w:p>
         </w:tc>
@@ -1634,7 +1634,7 @@
                 <w:b w:val="0"/>
                 <w:sz w:val="16"/>
               </w:rPr>
-              <w:t>2729</w:t>
+              <w:t>not computed</w:t>
             </w:r>
           </w:p>
         </w:tc>
@@ -1693,7 +1693,7 @@
                 <w:b w:val="0"/>
                 <w:sz w:val="16"/>
               </w:rPr>
-              <w:t>0.2001</w:t>
+              <w:t>0.1913</w:t>
             </w:r>
           </w:p>
         </w:tc>
@@ -1712,7 +1712,7 @@
                 <w:b w:val="0"/>
                 <w:sz w:val="16"/>
               </w:rPr>
-              <w:t>0.2535</w:t>
+              <w:t>0.2329</w:t>
             </w:r>
           </w:p>
         </w:tc>
@@ -1750,7 +1750,7 @@
                 <w:b w:val="0"/>
                 <w:sz w:val="16"/>
               </w:rPr>
-              <w:t>0</w:t>
+              <w:t>not computed</w:t>
             </w:r>
           </w:p>
         </w:tc>
@@ -1769,7 +1769,7 @@
                 <w:b w:val="0"/>
                 <w:sz w:val="16"/>
               </w:rPr>
-              <w:t>2608</w:t>
+              <w:t>not computed</w:t>
             </w:r>
           </w:p>
         </w:tc>
@@ -1828,7 +1828,7 @@
                 <w:b w:val="0"/>
                 <w:sz w:val="16"/>
               </w:rPr>
-              <w:t>0.1985</w:t>
+              <w:t>0.1939</w:t>
             </w:r>
           </w:p>
         </w:tc>
@@ -1847,7 +1847,7 @@
                 <w:b w:val="0"/>
                 <w:sz w:val="16"/>
               </w:rPr>
-              <w:t>0.2477</w:t>
+              <w:t>0.2332</w:t>
             </w:r>
           </w:p>
         </w:tc>
@@ -1885,7 +1885,7 @@
                 <w:b w:val="0"/>
                 <w:sz w:val="16"/>
               </w:rPr>
-              <w:t>0</w:t>
+              <w:t>not computed</w:t>
             </w:r>
           </w:p>
         </w:tc>
@@ -1904,7 +1904,7 @@
                 <w:b w:val="0"/>
                 <w:sz w:val="16"/>
               </w:rPr>
-              <w:t>2608</w:t>
+              <w:t>not computed</w:t>
             </w:r>
           </w:p>
         </w:tc>
@@ -1963,7 +1963,7 @@
                 <w:b w:val="0"/>
                 <w:sz w:val="16"/>
               </w:rPr>
-              <w:t>0.1928</w:t>
+              <w:t>0.1904</w:t>
             </w:r>
           </w:p>
         </w:tc>
@@ -1982,7 +1982,7 @@
                 <w:b w:val="0"/>
                 <w:sz w:val="16"/>
               </w:rPr>
-              <w:t>0.2446</w:t>
+              <w:t>0.2325</w:t>
             </w:r>
           </w:p>
         </w:tc>
@@ -2020,7 +2020,7 @@
                 <w:b w:val="0"/>
                 <w:sz w:val="16"/>
               </w:rPr>
-              <w:t>0</w:t>
+              <w:t>not computed</w:t>
             </w:r>
           </w:p>
         </w:tc>
@@ -2039,7 +2039,7 @@
                 <w:b w:val="0"/>
                 <w:sz w:val="16"/>
               </w:rPr>
-              <w:t>2608</w:t>
+              <w:t>not computed</w:t>
             </w:r>
           </w:p>
         </w:tc>
@@ -2098,7 +2098,7 @@
                 <w:b w:val="0"/>
                 <w:sz w:val="16"/>
               </w:rPr>
-              <w:t>0.1984</w:t>
+              <w:t>0.1902</w:t>
             </w:r>
           </w:p>
         </w:tc>
@@ -2117,7 +2117,7 @@
                 <w:b w:val="0"/>
                 <w:sz w:val="16"/>
               </w:rPr>
-              <w:t>0.2542</w:t>
+              <w:t>0.2326</w:t>
             </w:r>
           </w:p>
         </w:tc>
@@ -2155,7 +2155,7 @@
                 <w:b w:val="0"/>
                 <w:sz w:val="16"/>
               </w:rPr>
-              <w:t>0</w:t>
+              <w:t>not computed</w:t>
             </w:r>
           </w:p>
         </w:tc>
@@ -2174,7 +2174,7 @@
                 <w:b w:val="0"/>
                 <w:sz w:val="16"/>
               </w:rPr>
-              <w:t>2608</w:t>
+              <w:t>not computed</w:t>
             </w:r>
           </w:p>
         </w:tc>
@@ -2461,7 +2461,7 @@
                 <w:b w:val="0"/>
                 <w:sz w:val="16"/>
               </w:rPr>
-              <w:t>0.2793</w:t>
+              <w:t>0.2745</w:t>
             </w:r>
           </w:p>
         </w:tc>
@@ -2480,7 +2480,7 @@
                 <w:b w:val="0"/>
                 <w:sz w:val="16"/>
               </w:rPr>
-              <w:t>0.3276</w:t>
+              <w:t>0.3231</w:t>
             </w:r>
           </w:p>
         </w:tc>
@@ -2499,7 +2499,7 @@
                 <w:b w:val="0"/>
                 <w:sz w:val="16"/>
               </w:rPr>
-              <w:t>0</w:t>
+              <w:t>not computed</w:t>
             </w:r>
           </w:p>
         </w:tc>
@@ -2518,7 +2518,7 @@
                 <w:b w:val="0"/>
                 <w:sz w:val="16"/>
               </w:rPr>
-              <w:t>3906</w:t>
+              <w:t>not computed</w:t>
             </w:r>
           </w:p>
         </w:tc>
@@ -2615,7 +2615,7 @@
                 <w:b w:val="0"/>
                 <w:sz w:val="16"/>
               </w:rPr>
-              <w:t>0.2964</w:t>
+              <w:t>0.2779</w:t>
             </w:r>
           </w:p>
         </w:tc>
@@ -2634,7 +2634,7 @@
                 <w:b w:val="0"/>
                 <w:sz w:val="16"/>
               </w:rPr>
-              <w:t>0.3575</w:t>
+              <w:t>0.3287</w:t>
             </w:r>
           </w:p>
         </w:tc>
@@ -2653,7 +2653,7 @@
                 <w:b w:val="0"/>
                 <w:sz w:val="16"/>
               </w:rPr>
-              <w:t>0</w:t>
+              <w:t>not computed</w:t>
             </w:r>
           </w:p>
         </w:tc>
@@ -2672,7 +2672,7 @@
                 <w:b w:val="0"/>
                 <w:sz w:val="16"/>
               </w:rPr>
-              <w:t>3906</w:t>
+              <w:t>not computed</w:t>
             </w:r>
           </w:p>
         </w:tc>
@@ -2769,7 +2769,7 @@
                 <w:b w:val="0"/>
                 <w:sz w:val="16"/>
               </w:rPr>
-              <w:t>0.3150</w:t>
+              <w:t>0.2803</w:t>
             </w:r>
           </w:p>
         </w:tc>
@@ -2788,7 +2788,7 @@
                 <w:b w:val="0"/>
                 <w:sz w:val="16"/>
               </w:rPr>
-              <w:t>0.4048</w:t>
+              <w:t>0.3325</w:t>
             </w:r>
           </w:p>
         </w:tc>
@@ -2807,7 +2807,7 @@
                 <w:b w:val="0"/>
                 <w:sz w:val="16"/>
               </w:rPr>
-              <w:t>0</w:t>
+              <w:t>not computed</w:t>
             </w:r>
           </w:p>
         </w:tc>
@@ -2826,7 +2826,7 @@
                 <w:b w:val="0"/>
                 <w:sz w:val="16"/>
               </w:rPr>
-              <w:t>3906</w:t>
+              <w:t>not computed</w:t>
             </w:r>
           </w:p>
         </w:tc>
@@ -2923,7 +2923,7 @@
                 <w:b w:val="0"/>
                 <w:sz w:val="16"/>
               </w:rPr>
-              <w:t>0.4306</w:t>
+              <w:t>0.2744</w:t>
             </w:r>
           </w:p>
         </w:tc>
@@ -2942,7 +2942,7 @@
                 <w:b w:val="0"/>
                 <w:sz w:val="16"/>
               </w:rPr>
-              <w:t>0.5649</w:t>
+              <w:t>0.3238</w:t>
             </w:r>
           </w:p>
         </w:tc>
@@ -2961,7 +2961,7 @@
                 <w:b w:val="0"/>
                 <w:sz w:val="16"/>
               </w:rPr>
-              <w:t>0</w:t>
+              <w:t>not computed</w:t>
             </w:r>
           </w:p>
         </w:tc>
@@ -2980,7 +2980,7 @@
                 <w:b w:val="0"/>
                 <w:sz w:val="16"/>
               </w:rPr>
-              <w:t>3906</w:t>
+              <w:t>not computed</w:t>
             </w:r>
           </w:p>
         </w:tc>
@@ -3077,7 +3077,7 @@
                 <w:b w:val="0"/>
                 <w:sz w:val="16"/>
               </w:rPr>
-              <w:t>0.2140</w:t>
+              <w:t>0.1961</w:t>
             </w:r>
           </w:p>
         </w:tc>
@@ -3096,7 +3096,7 @@
                 <w:b w:val="0"/>
                 <w:sz w:val="16"/>
               </w:rPr>
-              <w:t>0.2585</w:t>
+              <w:t>0.2322</w:t>
             </w:r>
           </w:p>
         </w:tc>
@@ -3115,7 +3115,7 @@
                 <w:b w:val="0"/>
                 <w:sz w:val="16"/>
               </w:rPr>
-              <w:t>0</w:t>
+              <w:t>not computed</w:t>
             </w:r>
           </w:p>
         </w:tc>
@@ -3134,7 +3134,7 @@
                 <w:b w:val="0"/>
                 <w:sz w:val="16"/>
               </w:rPr>
-              <w:t>4458</w:t>
+              <w:t>not computed</w:t>
             </w:r>
           </w:p>
         </w:tc>
@@ -3231,7 +3231,7 @@
                 <w:b w:val="0"/>
                 <w:sz w:val="16"/>
               </w:rPr>
-              <w:t>0.2846</w:t>
+              <w:t>0.2015</w:t>
             </w:r>
           </w:p>
         </w:tc>
@@ -3250,7 +3250,7 @@
                 <w:b w:val="0"/>
                 <w:sz w:val="16"/>
               </w:rPr>
-              <w:t>0.4121</w:t>
+              <w:t>0.2353</w:t>
             </w:r>
           </w:p>
         </w:tc>
@@ -3269,7 +3269,7 @@
                 <w:b w:val="0"/>
                 <w:sz w:val="16"/>
               </w:rPr>
-              <w:t>0</w:t>
+              <w:t>not computed</w:t>
             </w:r>
           </w:p>
         </w:tc>
@@ -3288,7 +3288,7 @@
                 <w:b w:val="0"/>
                 <w:sz w:val="16"/>
               </w:rPr>
-              <w:t>4458</w:t>
+              <w:t>not computed</w:t>
             </w:r>
           </w:p>
         </w:tc>
@@ -3385,7 +3385,7 @@
                 <w:b w:val="0"/>
                 <w:sz w:val="16"/>
               </w:rPr>
-              <w:t>0.3340</w:t>
+              <w:t>0.1966</w:t>
             </w:r>
           </w:p>
         </w:tc>
@@ -3404,7 +3404,7 @@
                 <w:b w:val="0"/>
                 <w:sz w:val="16"/>
               </w:rPr>
-              <w:t>0.5062</w:t>
+              <w:t>0.2342</w:t>
             </w:r>
           </w:p>
         </w:tc>
@@ -3423,7 +3423,7 @@
                 <w:b w:val="0"/>
                 <w:sz w:val="16"/>
               </w:rPr>
-              <w:t>0</w:t>
+              <w:t>not computed</w:t>
             </w:r>
           </w:p>
         </w:tc>
@@ -3442,7 +3442,7 @@
                 <w:b w:val="0"/>
                 <w:sz w:val="16"/>
               </w:rPr>
-              <w:t>4458</w:t>
+              <w:t>not computed</w:t>
             </w:r>
           </w:p>
         </w:tc>
@@ -3539,7 +3539,7 @@
                 <w:b w:val="0"/>
                 <w:sz w:val="16"/>
               </w:rPr>
-              <w:t>0.2503</w:t>
+              <w:t>0.1963</w:t>
             </w:r>
           </w:p>
         </w:tc>
@@ -3558,7 +3558,7 @@
                 <w:b w:val="0"/>
                 <w:sz w:val="16"/>
               </w:rPr>
-              <w:t>0.3101</w:t>
+              <w:t>0.2339</w:t>
             </w:r>
           </w:p>
         </w:tc>
@@ -3577,7 +3577,7 @@
                 <w:b w:val="0"/>
                 <w:sz w:val="16"/>
               </w:rPr>
-              <w:t>0</w:t>
+              <w:t>not computed</w:t>
             </w:r>
           </w:p>
         </w:tc>
@@ -3596,7 +3596,7 @@
                 <w:b w:val="0"/>
                 <w:sz w:val="16"/>
               </w:rPr>
-              <w:t>4458</w:t>
+              <w:t>not computed</w:t>
             </w:r>
           </w:p>
         </w:tc>
@@ -3693,7 +3693,7 @@
                 <w:b w:val="0"/>
                 <w:sz w:val="16"/>
               </w:rPr>
-              <w:t>0.1909</w:t>
+              <w:t>0.1973</w:t>
             </w:r>
           </w:p>
         </w:tc>
@@ -3712,7 +3712,7 @@
                 <w:b w:val="0"/>
                 <w:sz w:val="16"/>
               </w:rPr>
-              <w:t>0.2291</w:t>
+              <w:t>0.2347</w:t>
             </w:r>
           </w:p>
         </w:tc>
@@ -3731,7 +3731,7 @@
                 <w:b w:val="0"/>
                 <w:sz w:val="16"/>
               </w:rPr>
-              <w:t>0</w:t>
+              <w:t>not computed</w:t>
             </w:r>
           </w:p>
         </w:tc>
@@ -3750,7 +3750,7 @@
                 <w:b w:val="0"/>
                 <w:sz w:val="16"/>
               </w:rPr>
-              <w:t>4686</w:t>
+              <w:t>not computed</w:t>
             </w:r>
           </w:p>
         </w:tc>
@@ -3847,7 +3847,7 @@
                 <w:b w:val="0"/>
                 <w:sz w:val="16"/>
               </w:rPr>
-              <w:t>0.3432</w:t>
+              <w:t>0.1980</w:t>
             </w:r>
           </w:p>
         </w:tc>
@@ -3866,7 +3866,7 @@
                 <w:b w:val="0"/>
                 <w:sz w:val="16"/>
               </w:rPr>
-              <w:t>0.4935</w:t>
+              <w:t>0.2326</w:t>
             </w:r>
           </w:p>
         </w:tc>
@@ -3885,7 +3885,7 @@
                 <w:b w:val="0"/>
                 <w:sz w:val="16"/>
               </w:rPr>
-              <w:t>0</w:t>
+              <w:t>not computed</w:t>
             </w:r>
           </w:p>
         </w:tc>
@@ -3904,7 +3904,7 @@
                 <w:b w:val="0"/>
                 <w:sz w:val="16"/>
               </w:rPr>
-              <w:t>4686</w:t>
+              <w:t>not computed</w:t>
             </w:r>
           </w:p>
         </w:tc>
@@ -4001,7 +4001,7 @@
                 <w:b w:val="0"/>
                 <w:sz w:val="16"/>
               </w:rPr>
-              <w:t>0.3973</w:t>
+              <w:t>0.2000</w:t>
             </w:r>
           </w:p>
         </w:tc>
@@ -4020,7 +4020,7 @@
                 <w:b w:val="0"/>
                 <w:sz w:val="16"/>
               </w:rPr>
-              <w:t>0.6469</w:t>
+              <w:t>0.2406</w:t>
             </w:r>
           </w:p>
         </w:tc>
@@ -4039,7 +4039,7 @@
                 <w:b w:val="0"/>
                 <w:sz w:val="16"/>
               </w:rPr>
-              <w:t>0</w:t>
+              <w:t>not computed</w:t>
             </w:r>
           </w:p>
         </w:tc>
@@ -4058,7 +4058,7 @@
                 <w:b w:val="0"/>
                 <w:sz w:val="16"/>
               </w:rPr>
-              <w:t>4686</w:t>
+              <w:t>not computed</w:t>
             </w:r>
           </w:p>
         </w:tc>
@@ -4155,7 +4155,7 @@
                 <w:b w:val="0"/>
                 <w:sz w:val="16"/>
               </w:rPr>
-              <w:t>0.2306</w:t>
+              <w:t>0.1986</w:t>
             </w:r>
           </w:p>
         </w:tc>
@@ -4174,7 +4174,7 @@
                 <w:b w:val="0"/>
                 <w:sz w:val="16"/>
               </w:rPr>
-              <w:t>0.2870</w:t>
+              <w:t>0.2387</w:t>
             </w:r>
           </w:p>
         </w:tc>
@@ -4193,7 +4193,7 @@
                 <w:b w:val="0"/>
                 <w:sz w:val="16"/>
               </w:rPr>
-              <w:t>0</w:t>
+              <w:t>not computed</w:t>
             </w:r>
           </w:p>
         </w:tc>
@@ -4212,7 +4212,7 @@
                 <w:b w:val="0"/>
                 <w:sz w:val="16"/>
               </w:rPr>
-              <w:t>4686</w:t>
+              <w:t>not computed</w:t>
             </w:r>
           </w:p>
         </w:tc>

--- a/submission/information_fusion_supplementary.docx
+++ b/submission/information_fusion_supplementary.docx
@@ -7695,7 +7695,7 @@
                 <w:b w:val="0"/>
                 <w:sz w:val="16"/>
               </w:rPr>
-              <w:t>data/processed/drug_heldout_splits/</w:t>
+              <w:t>data/processed/full_universe_manifests/</w:t>
             </w:r>
           </w:p>
         </w:tc>
@@ -7714,7 +7714,7 @@
                 <w:b w:val="0"/>
                 <w:sz w:val="16"/>
               </w:rPr>
-              <w:t>Persisted grouped split manifests</w:t>
+              <w:t>Persisted full-universe drug-heldout split manifests</w:t>
             </w:r>
           </w:p>
         </w:tc>
@@ -7735,7 +7735,7 @@
                 <w:b w:val="0"/>
                 <w:sz w:val="16"/>
               </w:rPr>
-              <w:t>data/processed/drug_heldout_results_*.json</w:t>
+              <w:t>data/processed/full_universe_*.json</w:t>
             </w:r>
           </w:p>
         </w:tc>
@@ -7754,7 +7754,7 @@
                 <w:b w:val="0"/>
                 <w:sz w:val="16"/>
               </w:rPr>
-              <w:t>Formal repeated-seed metrics</w:t>
+              <w:t>Full-universe repeated-seed metrics</w:t>
             </w:r>
           </w:p>
         </w:tc>
@@ -7775,7 +7775,7 @@
                 <w:b w:val="0"/>
                 <w:sz w:val="16"/>
               </w:rPr>
-              <w:t>data/processed/leave_one_dataset_out_results.json</w:t>
+              <w:t>data/processed/full_universe_lood_manifests/</w:t>
             </w:r>
           </w:p>
         </w:tc>
@@ -7794,7 +7794,7 @@
                 <w:b w:val="0"/>
                 <w:sz w:val="16"/>
               </w:rPr>
-              <w:t>Cross-study metrics</w:t>
+              <w:t>Persisted full-universe LOOD manifests</w:t>
             </w:r>
           </w:p>
         </w:tc>
@@ -7815,7 +7815,7 @@
                 <w:b w:val="0"/>
                 <w:sz w:val="16"/>
               </w:rPr>
-              <w:t>data/processed/modality_conflict_summary.json</w:t>
+              <w:t>data/processed/full_universe_lood_results.json</w:t>
             </w:r>
           </w:p>
         </w:tc>
@@ -7834,7 +7834,7 @@
                 <w:b w:val="0"/>
                 <w:sz w:val="16"/>
               </w:rPr>
-              <w:t>Signed fusion-minus-expression deltas</w:t>
+              <w:t>Full-universe cross-study metrics</w:t>
             </w:r>
           </w:p>
         </w:tc>
@@ -7855,7 +7855,7 @@
                 <w:b w:val="0"/>
                 <w:sz w:val="16"/>
               </w:rPr>
-              <w:t>scripts/run_drug_heldout_benchmark.py</w:t>
+              <w:t>data/processed/modality_conflict_summary.json</w:t>
             </w:r>
           </w:p>
         </w:tc>
@@ -7874,7 +7874,7 @@
                 <w:b w:val="0"/>
                 <w:sz w:val="16"/>
               </w:rPr>
-              <w:t>Drug-heldout runner</w:t>
+              <w:t>Signed fusion-minus-expression deltas</w:t>
             </w:r>
           </w:p>
         </w:tc>
@@ -7895,7 +7895,7 @@
                 <w:b w:val="0"/>
                 <w:sz w:val="16"/>
               </w:rPr>
-              <w:t>scripts/run_leave_one_dataset_out.py</w:t>
+              <w:t>scripts/run_full_universe_benchmark.py</w:t>
             </w:r>
           </w:p>
         </w:tc>
@@ -7914,7 +7914,47 @@
                 <w:b w:val="0"/>
                 <w:sz w:val="16"/>
               </w:rPr>
-              <w:t>LOOD runner</w:t>
+              <w:t>Full-universe drug-heldout runner</w:t>
+            </w:r>
+          </w:p>
+        </w:tc>
+      </w:tr>
+      <w:tr>
+        <w:tc>
+          <w:tcPr>
+            <w:tcW w:type="dxa" w:w="5112"/>
+            <w:vAlign w:val="center"/>
+          </w:tcPr>
+          <w:p>
+            <w:pPr>
+              <w:spacing w:after="0"/>
+            </w:pPr>
+            <w:r/>
+            <w:r>
+              <w:rPr>
+                <w:b w:val="0"/>
+                <w:sz w:val="16"/>
+              </w:rPr>
+              <w:t>scripts/run_full_universe_lood.py</w:t>
+            </w:r>
+          </w:p>
+        </w:tc>
+        <w:tc>
+          <w:tcPr>
+            <w:tcW w:type="dxa" w:w="5112"/>
+            <w:vAlign w:val="center"/>
+          </w:tcPr>
+          <w:p>
+            <w:pPr>
+              <w:spacing w:after="0"/>
+            </w:pPr>
+            <w:r/>
+            <w:r>
+              <w:rPr>
+                <w:b w:val="0"/>
+                <w:sz w:val="16"/>
+              </w:rPr>
+              <w:t>Full-universe LOOD runner</w:t>
             </w:r>
           </w:p>
         </w:tc>

--- a/submission/information_fusion_supplementary.docx
+++ b/submission/information_fusion_supplementary.docx
@@ -7754,7 +7754,7 @@
                 <w:b w:val="0"/>
                 <w:sz w:val="16"/>
               </w:rPr>
-              <w:t>Full-universe repeated-seed metrics</w:t>
+              <w:t>Full-universe repeated-seed metrics, mean baseline, and per-drug diagnostics</w:t>
             </w:r>
           </w:p>
         </w:tc>
@@ -7775,7 +7775,7 @@
                 <w:b w:val="0"/>
                 <w:sz w:val="16"/>
               </w:rPr>
-              <w:t>data/processed/full_universe_lood_manifests/</w:t>
+              <w:t>data/processed/full_universe_secondary_summary.json</w:t>
             </w:r>
           </w:p>
         </w:tc>
@@ -7794,7 +7794,7 @@
                 <w:b w:val="0"/>
                 <w:sz w:val="16"/>
               </w:rPr>
-              <w:t>Persisted full-universe LOOD manifests</w:t>
+              <w:t>Secondary per-drug and baseline summary</w:t>
             </w:r>
           </w:p>
         </w:tc>
@@ -7815,7 +7815,7 @@
                 <w:b w:val="0"/>
                 <w:sz w:val="16"/>
               </w:rPr>
-              <w:t>data/processed/full_universe_lood_results.json</w:t>
+              <w:t>data/processed/full_universe_lood_manifests/</w:t>
             </w:r>
           </w:p>
         </w:tc>
@@ -7834,7 +7834,7 @@
                 <w:b w:val="0"/>
                 <w:sz w:val="16"/>
               </w:rPr>
-              <w:t>Full-universe cross-study metrics</w:t>
+              <w:t>Persisted full-universe LOOD manifests</w:t>
             </w:r>
           </w:p>
         </w:tc>
@@ -7855,7 +7855,7 @@
                 <w:b w:val="0"/>
                 <w:sz w:val="16"/>
               </w:rPr>
-              <w:t>data/processed/modality_conflict_summary.json</w:t>
+              <w:t>data/processed/full_universe_lood_results.json</w:t>
             </w:r>
           </w:p>
         </w:tc>
@@ -7874,7 +7874,7 @@
                 <w:b w:val="0"/>
                 <w:sz w:val="16"/>
               </w:rPr>
-              <w:t>Signed fusion-minus-expression deltas</w:t>
+              <w:t>Full-universe cross-study metrics</w:t>
             </w:r>
           </w:p>
         </w:tc>
@@ -7895,7 +7895,7 @@
                 <w:b w:val="0"/>
                 <w:sz w:val="16"/>
               </w:rPr>
-              <w:t>scripts/run_full_universe_benchmark.py</w:t>
+              <w:t>data/processed/modality_conflict_summary.json</w:t>
             </w:r>
           </w:p>
         </w:tc>
@@ -7914,7 +7914,7 @@
                 <w:b w:val="0"/>
                 <w:sz w:val="16"/>
               </w:rPr>
-              <w:t>Full-universe drug-heldout runner</w:t>
+              <w:t>Signed fusion-minus-expression deltas</w:t>
             </w:r>
           </w:p>
         </w:tc>
@@ -7935,6 +7935,46 @@
                 <w:b w:val="0"/>
                 <w:sz w:val="16"/>
               </w:rPr>
+              <w:t>scripts/run_full_universe_benchmark.py</w:t>
+            </w:r>
+          </w:p>
+        </w:tc>
+        <w:tc>
+          <w:tcPr>
+            <w:tcW w:type="dxa" w:w="5112"/>
+            <w:vAlign w:val="center"/>
+          </w:tcPr>
+          <w:p>
+            <w:pPr>
+              <w:spacing w:after="0"/>
+            </w:pPr>
+            <w:r/>
+            <w:r>
+              <w:rPr>
+                <w:b w:val="0"/>
+                <w:sz w:val="16"/>
+              </w:rPr>
+              <w:t>Full-universe drug-heldout runner</w:t>
+            </w:r>
+          </w:p>
+        </w:tc>
+      </w:tr>
+      <w:tr>
+        <w:tc>
+          <w:tcPr>
+            <w:tcW w:type="dxa" w:w="5112"/>
+            <w:vAlign w:val="center"/>
+          </w:tcPr>
+          <w:p>
+            <w:pPr>
+              <w:spacing w:after="0"/>
+            </w:pPr>
+            <w:r/>
+            <w:r>
+              <w:rPr>
+                <w:b w:val="0"/>
+                <w:sz w:val="16"/>
+              </w:rPr>
               <w:t>scripts/run_full_universe_lood.py</w:t>
             </w:r>
           </w:p>
@@ -7955,6 +7995,46 @@
                 <w:sz w:val="16"/>
               </w:rPr>
               <w:t>Full-universe LOOD runner</w:t>
+            </w:r>
+          </w:p>
+        </w:tc>
+      </w:tr>
+      <w:tr>
+        <w:tc>
+          <w:tcPr>
+            <w:tcW w:type="dxa" w:w="5112"/>
+            <w:vAlign w:val="center"/>
+          </w:tcPr>
+          <w:p>
+            <w:pPr>
+              <w:spacing w:after="0"/>
+            </w:pPr>
+            <w:r/>
+            <w:r>
+              <w:rPr>
+                <w:b w:val="0"/>
+                <w:sz w:val="16"/>
+              </w:rPr>
+              <w:t>scripts/summarize_secondary_benchmark.py</w:t>
+            </w:r>
+          </w:p>
+        </w:tc>
+        <w:tc>
+          <w:tcPr>
+            <w:tcW w:type="dxa" w:w="5112"/>
+            <w:vAlign w:val="center"/>
+          </w:tcPr>
+          <w:p>
+            <w:pPr>
+              <w:spacing w:after="0"/>
+            </w:pPr>
+            <w:r/>
+            <w:r>
+              <w:rPr>
+                <w:b w:val="0"/>
+                <w:sz w:val="16"/>
+              </w:rPr>
+              <w:t>Per-drug and baseline summary</w:t>
             </w:r>
           </w:p>
         </w:tc>

--- a/submission/information_fusion_supplementary.docx
+++ b/submission/information_fusion_supplementary.docx
@@ -49,7 +49,7 @@
         <w:spacing w:after="120" w:line="252" w:lineRule="auto"/>
       </w:pPr>
       <w:r>
-        <w:t>Drug-heldout splits use GroupShuffleSplit with drug_id_raw as the grouping variable, test fraction 0.2, and persisted seeds 20260821, 20260822, and 20260823. Leave-one-dataset-out folds hold out CTD2, GDSC1, or GDSC2 in turn. RMSE and MAE are calculated on held-out response rows. The full-universe benchmark records model metrics and feature manifests; strict all-selected-feature missingness counts are not used as a performance filter, and model fitting uses median imputation.</w:t>
+        <w:t>Drug-heldout splits use GroupShuffleSplit with drug_id_raw as the grouping variable, test fraction 0.2, and persisted seeds 20260821 through 20260825. Leave-one-dataset-out folds hold out CTD2, GDSC1, or GDSC2 in turn. RMSE and MAE are calculated on held-out response rows. The full-universe benchmark records model metrics and feature manifests; strict all-selected-feature missingness counts are not used as a performance filter, and model fitting uses median imputation.</w:t>
       </w:r>
     </w:p>
     <w:p>
@@ -386,6 +386,162 @@
                 <w:sz w:val="16"/>
               </w:rPr>
               <w:t>drug_split_20260823.json</w:t>
+            </w:r>
+          </w:p>
+        </w:tc>
+      </w:tr>
+      <w:tr>
+        <w:tc>
+          <w:tcPr>
+            <w:tcW w:type="dxa" w:w="2556"/>
+            <w:vAlign w:val="center"/>
+          </w:tcPr>
+          <w:p>
+            <w:pPr>
+              <w:spacing w:after="0"/>
+            </w:pPr>
+            <w:r/>
+            <w:r>
+              <w:rPr>
+                <w:b w:val="0"/>
+                <w:sz w:val="16"/>
+              </w:rPr>
+              <w:t>20260824</w:t>
+            </w:r>
+          </w:p>
+        </w:tc>
+        <w:tc>
+          <w:tcPr>
+            <w:tcW w:type="dxa" w:w="2556"/>
+            <w:vAlign w:val="center"/>
+          </w:tcPr>
+          <w:p>
+            <w:pPr>
+              <w:spacing w:after="0"/>
+            </w:pPr>
+            <w:r/>
+            <w:r>
+              <w:rPr>
+                <w:b w:val="0"/>
+                <w:sz w:val="16"/>
+              </w:rPr>
+              <w:t>12</w:t>
+            </w:r>
+          </w:p>
+        </w:tc>
+        <w:tc>
+          <w:tcPr>
+            <w:tcW w:type="dxa" w:w="2556"/>
+            <w:vAlign w:val="center"/>
+          </w:tcPr>
+          <w:p>
+            <w:pPr>
+              <w:spacing w:after="0"/>
+            </w:pPr>
+            <w:r/>
+            <w:r>
+              <w:rPr>
+                <w:b w:val="0"/>
+                <w:sz w:val="16"/>
+              </w:rPr>
+              <w:t>3</w:t>
+            </w:r>
+          </w:p>
+        </w:tc>
+        <w:tc>
+          <w:tcPr>
+            <w:tcW w:type="dxa" w:w="2556"/>
+            <w:vAlign w:val="center"/>
+          </w:tcPr>
+          <w:p>
+            <w:pPr>
+              <w:spacing w:after="0"/>
+            </w:pPr>
+            <w:r/>
+            <w:r>
+              <w:rPr>
+                <w:b w:val="0"/>
+                <w:sz w:val="16"/>
+              </w:rPr>
+              <w:t>full_universe_drug_split_20260824.json</w:t>
+            </w:r>
+          </w:p>
+        </w:tc>
+      </w:tr>
+      <w:tr>
+        <w:tc>
+          <w:tcPr>
+            <w:tcW w:type="dxa" w:w="2556"/>
+            <w:vAlign w:val="center"/>
+          </w:tcPr>
+          <w:p>
+            <w:pPr>
+              <w:spacing w:after="0"/>
+            </w:pPr>
+            <w:r/>
+            <w:r>
+              <w:rPr>
+                <w:b w:val="0"/>
+                <w:sz w:val="16"/>
+              </w:rPr>
+              <w:t>20260825</w:t>
+            </w:r>
+          </w:p>
+        </w:tc>
+        <w:tc>
+          <w:tcPr>
+            <w:tcW w:type="dxa" w:w="2556"/>
+            <w:vAlign w:val="center"/>
+          </w:tcPr>
+          <w:p>
+            <w:pPr>
+              <w:spacing w:after="0"/>
+            </w:pPr>
+            <w:r/>
+            <w:r>
+              <w:rPr>
+                <w:b w:val="0"/>
+                <w:sz w:val="16"/>
+              </w:rPr>
+              <w:t>12</w:t>
+            </w:r>
+          </w:p>
+        </w:tc>
+        <w:tc>
+          <w:tcPr>
+            <w:tcW w:type="dxa" w:w="2556"/>
+            <w:vAlign w:val="center"/>
+          </w:tcPr>
+          <w:p>
+            <w:pPr>
+              <w:spacing w:after="0"/>
+            </w:pPr>
+            <w:r/>
+            <w:r>
+              <w:rPr>
+                <w:b w:val="0"/>
+                <w:sz w:val="16"/>
+              </w:rPr>
+              <w:t>3</w:t>
+            </w:r>
+          </w:p>
+        </w:tc>
+        <w:tc>
+          <w:tcPr>
+            <w:tcW w:type="dxa" w:w="2556"/>
+            <w:vAlign w:val="center"/>
+          </w:tcPr>
+          <w:p>
+            <w:pPr>
+              <w:spacing w:after="0"/>
+            </w:pPr>
+            <w:r/>
+            <w:r>
+              <w:rPr>
+                <w:b w:val="0"/>
+                <w:sz w:val="16"/>
+              </w:rPr>
+              <w:t>full_universe_drug_split_20260825.json</w:t>
             </w:r>
           </w:p>
         </w:tc>
@@ -2118,6 +2274,1086 @@
                 <w:sz w:val="16"/>
               </w:rPr>
               <w:t>0.2326</w:t>
+            </w:r>
+          </w:p>
+        </w:tc>
+        <w:tc>
+          <w:tcPr>
+            <w:tcW w:type="dxa" w:w="1461"/>
+            <w:vAlign w:val="center"/>
+          </w:tcPr>
+          <w:p>
+            <w:pPr>
+              <w:spacing w:after="0"/>
+            </w:pPr>
+            <w:r/>
+            <w:r>
+              <w:rPr>
+                <w:b w:val="0"/>
+                <w:sz w:val="16"/>
+              </w:rPr>
+              <w:t>6000</w:t>
+            </w:r>
+          </w:p>
+        </w:tc>
+        <w:tc>
+          <w:tcPr>
+            <w:tcW w:type="dxa" w:w="1461"/>
+            <w:vAlign w:val="center"/>
+          </w:tcPr>
+          <w:p>
+            <w:pPr>
+              <w:spacing w:after="0"/>
+            </w:pPr>
+            <w:r/>
+            <w:r>
+              <w:rPr>
+                <w:b w:val="0"/>
+                <w:sz w:val="16"/>
+              </w:rPr>
+              <w:t>not computed</w:t>
+            </w:r>
+          </w:p>
+        </w:tc>
+        <w:tc>
+          <w:tcPr>
+            <w:tcW w:type="dxa" w:w="1461"/>
+            <w:vAlign w:val="center"/>
+          </w:tcPr>
+          <w:p>
+            <w:pPr>
+              <w:spacing w:after="0"/>
+            </w:pPr>
+            <w:r/>
+            <w:r>
+              <w:rPr>
+                <w:b w:val="0"/>
+                <w:sz w:val="16"/>
+              </w:rPr>
+              <w:t>not computed</w:t>
+            </w:r>
+          </w:p>
+        </w:tc>
+      </w:tr>
+      <w:tr>
+        <w:tc>
+          <w:tcPr>
+            <w:tcW w:type="dxa" w:w="1461"/>
+            <w:vAlign w:val="center"/>
+          </w:tcPr>
+          <w:p>
+            <w:pPr>
+              <w:spacing w:after="0"/>
+            </w:pPr>
+            <w:r/>
+            <w:r>
+              <w:rPr>
+                <w:b w:val="0"/>
+                <w:sz w:val="16"/>
+              </w:rPr>
+              <w:t>20260824</w:t>
+            </w:r>
+          </w:p>
+        </w:tc>
+        <w:tc>
+          <w:tcPr>
+            <w:tcW w:type="dxa" w:w="1461"/>
+            <w:vAlign w:val="center"/>
+          </w:tcPr>
+          <w:p>
+            <w:pPr>
+              <w:spacing w:after="0"/>
+            </w:pPr>
+            <w:r/>
+            <w:r>
+              <w:rPr>
+                <w:b w:val="0"/>
+                <w:sz w:val="16"/>
+              </w:rPr>
+              <w:t>expression</w:t>
+            </w:r>
+          </w:p>
+        </w:tc>
+        <w:tc>
+          <w:tcPr>
+            <w:tcW w:type="dxa" w:w="1461"/>
+            <w:vAlign w:val="center"/>
+          </w:tcPr>
+          <w:p>
+            <w:pPr>
+              <w:spacing w:after="0"/>
+            </w:pPr>
+            <w:r/>
+            <w:r>
+              <w:rPr>
+                <w:b w:val="0"/>
+                <w:sz w:val="16"/>
+              </w:rPr>
+              <w:t>0.1955</w:t>
+            </w:r>
+          </w:p>
+        </w:tc>
+        <w:tc>
+          <w:tcPr>
+            <w:tcW w:type="dxa" w:w="1461"/>
+            <w:vAlign w:val="center"/>
+          </w:tcPr>
+          <w:p>
+            <w:pPr>
+              <w:spacing w:after="0"/>
+            </w:pPr>
+            <w:r/>
+            <w:r>
+              <w:rPr>
+                <w:b w:val="0"/>
+                <w:sz w:val="16"/>
+              </w:rPr>
+              <w:t>0.2299</w:t>
+            </w:r>
+          </w:p>
+        </w:tc>
+        <w:tc>
+          <w:tcPr>
+            <w:tcW w:type="dxa" w:w="1461"/>
+            <w:vAlign w:val="center"/>
+          </w:tcPr>
+          <w:p>
+            <w:pPr>
+              <w:spacing w:after="0"/>
+            </w:pPr>
+            <w:r/>
+            <w:r>
+              <w:rPr>
+                <w:b w:val="0"/>
+                <w:sz w:val="16"/>
+              </w:rPr>
+              <w:t>2000</w:t>
+            </w:r>
+          </w:p>
+        </w:tc>
+        <w:tc>
+          <w:tcPr>
+            <w:tcW w:type="dxa" w:w="1461"/>
+            <w:vAlign w:val="center"/>
+          </w:tcPr>
+          <w:p>
+            <w:pPr>
+              <w:spacing w:after="0"/>
+            </w:pPr>
+            <w:r/>
+            <w:r>
+              <w:rPr>
+                <w:b w:val="0"/>
+                <w:sz w:val="16"/>
+              </w:rPr>
+              <w:t>not computed</w:t>
+            </w:r>
+          </w:p>
+        </w:tc>
+        <w:tc>
+          <w:tcPr>
+            <w:tcW w:type="dxa" w:w="1461"/>
+            <w:vAlign w:val="center"/>
+          </w:tcPr>
+          <w:p>
+            <w:pPr>
+              <w:spacing w:after="0"/>
+            </w:pPr>
+            <w:r/>
+            <w:r>
+              <w:rPr>
+                <w:b w:val="0"/>
+                <w:sz w:val="16"/>
+              </w:rPr>
+              <w:t>not computed</w:t>
+            </w:r>
+          </w:p>
+        </w:tc>
+      </w:tr>
+      <w:tr>
+        <w:tc>
+          <w:tcPr>
+            <w:tcW w:type="dxa" w:w="1461"/>
+            <w:vAlign w:val="center"/>
+          </w:tcPr>
+          <w:p>
+            <w:pPr>
+              <w:spacing w:after="0"/>
+            </w:pPr>
+            <w:r/>
+            <w:r>
+              <w:rPr>
+                <w:b w:val="0"/>
+                <w:sz w:val="16"/>
+              </w:rPr>
+              <w:t>20260824</w:t>
+            </w:r>
+          </w:p>
+        </w:tc>
+        <w:tc>
+          <w:tcPr>
+            <w:tcW w:type="dxa" w:w="1461"/>
+            <w:vAlign w:val="center"/>
+          </w:tcPr>
+          <w:p>
+            <w:pPr>
+              <w:spacing w:after="0"/>
+            </w:pPr>
+            <w:r/>
+            <w:r>
+              <w:rPr>
+                <w:b w:val="0"/>
+                <w:sz w:val="16"/>
+              </w:rPr>
+              <w:t>copy_number</w:t>
+            </w:r>
+          </w:p>
+        </w:tc>
+        <w:tc>
+          <w:tcPr>
+            <w:tcW w:type="dxa" w:w="1461"/>
+            <w:vAlign w:val="center"/>
+          </w:tcPr>
+          <w:p>
+            <w:pPr>
+              <w:spacing w:after="0"/>
+            </w:pPr>
+            <w:r/>
+            <w:r>
+              <w:rPr>
+                <w:b w:val="0"/>
+                <w:sz w:val="16"/>
+              </w:rPr>
+              <w:t>0.1991</w:t>
+            </w:r>
+          </w:p>
+        </w:tc>
+        <w:tc>
+          <w:tcPr>
+            <w:tcW w:type="dxa" w:w="1461"/>
+            <w:vAlign w:val="center"/>
+          </w:tcPr>
+          <w:p>
+            <w:pPr>
+              <w:spacing w:after="0"/>
+            </w:pPr>
+            <w:r/>
+            <w:r>
+              <w:rPr>
+                <w:b w:val="0"/>
+                <w:sz w:val="16"/>
+              </w:rPr>
+              <w:t>0.2313</w:t>
+            </w:r>
+          </w:p>
+        </w:tc>
+        <w:tc>
+          <w:tcPr>
+            <w:tcW w:type="dxa" w:w="1461"/>
+            <w:vAlign w:val="center"/>
+          </w:tcPr>
+          <w:p>
+            <w:pPr>
+              <w:spacing w:after="0"/>
+            </w:pPr>
+            <w:r/>
+            <w:r>
+              <w:rPr>
+                <w:b w:val="0"/>
+                <w:sz w:val="16"/>
+              </w:rPr>
+              <w:t>2000</w:t>
+            </w:r>
+          </w:p>
+        </w:tc>
+        <w:tc>
+          <w:tcPr>
+            <w:tcW w:type="dxa" w:w="1461"/>
+            <w:vAlign w:val="center"/>
+          </w:tcPr>
+          <w:p>
+            <w:pPr>
+              <w:spacing w:after="0"/>
+            </w:pPr>
+            <w:r/>
+            <w:r>
+              <w:rPr>
+                <w:b w:val="0"/>
+                <w:sz w:val="16"/>
+              </w:rPr>
+              <w:t>not computed</w:t>
+            </w:r>
+          </w:p>
+        </w:tc>
+        <w:tc>
+          <w:tcPr>
+            <w:tcW w:type="dxa" w:w="1461"/>
+            <w:vAlign w:val="center"/>
+          </w:tcPr>
+          <w:p>
+            <w:pPr>
+              <w:spacing w:after="0"/>
+            </w:pPr>
+            <w:r/>
+            <w:r>
+              <w:rPr>
+                <w:b w:val="0"/>
+                <w:sz w:val="16"/>
+              </w:rPr>
+              <w:t>not computed</w:t>
+            </w:r>
+          </w:p>
+        </w:tc>
+      </w:tr>
+      <w:tr>
+        <w:tc>
+          <w:tcPr>
+            <w:tcW w:type="dxa" w:w="1461"/>
+            <w:vAlign w:val="center"/>
+          </w:tcPr>
+          <w:p>
+            <w:pPr>
+              <w:spacing w:after="0"/>
+            </w:pPr>
+            <w:r/>
+            <w:r>
+              <w:rPr>
+                <w:b w:val="0"/>
+                <w:sz w:val="16"/>
+              </w:rPr>
+              <w:t>20260824</w:t>
+            </w:r>
+          </w:p>
+        </w:tc>
+        <w:tc>
+          <w:tcPr>
+            <w:tcW w:type="dxa" w:w="1461"/>
+            <w:vAlign w:val="center"/>
+          </w:tcPr>
+          <w:p>
+            <w:pPr>
+              <w:spacing w:after="0"/>
+            </w:pPr>
+            <w:r/>
+            <w:r>
+              <w:rPr>
+                <w:b w:val="0"/>
+                <w:sz w:val="16"/>
+              </w:rPr>
+              <w:t>mutation</w:t>
+            </w:r>
+          </w:p>
+        </w:tc>
+        <w:tc>
+          <w:tcPr>
+            <w:tcW w:type="dxa" w:w="1461"/>
+            <w:vAlign w:val="center"/>
+          </w:tcPr>
+          <w:p>
+            <w:pPr>
+              <w:spacing w:after="0"/>
+            </w:pPr>
+            <w:r/>
+            <w:r>
+              <w:rPr>
+                <w:b w:val="0"/>
+                <w:sz w:val="16"/>
+              </w:rPr>
+              <w:t>0.1937</w:t>
+            </w:r>
+          </w:p>
+        </w:tc>
+        <w:tc>
+          <w:tcPr>
+            <w:tcW w:type="dxa" w:w="1461"/>
+            <w:vAlign w:val="center"/>
+          </w:tcPr>
+          <w:p>
+            <w:pPr>
+              <w:spacing w:after="0"/>
+            </w:pPr>
+            <w:r/>
+            <w:r>
+              <w:rPr>
+                <w:b w:val="0"/>
+                <w:sz w:val="16"/>
+              </w:rPr>
+              <w:t>0.2293</w:t>
+            </w:r>
+          </w:p>
+        </w:tc>
+        <w:tc>
+          <w:tcPr>
+            <w:tcW w:type="dxa" w:w="1461"/>
+            <w:vAlign w:val="center"/>
+          </w:tcPr>
+          <w:p>
+            <w:pPr>
+              <w:spacing w:after="0"/>
+            </w:pPr>
+            <w:r/>
+            <w:r>
+              <w:rPr>
+                <w:b w:val="0"/>
+                <w:sz w:val="16"/>
+              </w:rPr>
+              <w:t>2000</w:t>
+            </w:r>
+          </w:p>
+        </w:tc>
+        <w:tc>
+          <w:tcPr>
+            <w:tcW w:type="dxa" w:w="1461"/>
+            <w:vAlign w:val="center"/>
+          </w:tcPr>
+          <w:p>
+            <w:pPr>
+              <w:spacing w:after="0"/>
+            </w:pPr>
+            <w:r/>
+            <w:r>
+              <w:rPr>
+                <w:b w:val="0"/>
+                <w:sz w:val="16"/>
+              </w:rPr>
+              <w:t>not computed</w:t>
+            </w:r>
+          </w:p>
+        </w:tc>
+        <w:tc>
+          <w:tcPr>
+            <w:tcW w:type="dxa" w:w="1461"/>
+            <w:vAlign w:val="center"/>
+          </w:tcPr>
+          <w:p>
+            <w:pPr>
+              <w:spacing w:after="0"/>
+            </w:pPr>
+            <w:r/>
+            <w:r>
+              <w:rPr>
+                <w:b w:val="0"/>
+                <w:sz w:val="16"/>
+              </w:rPr>
+              <w:t>not computed</w:t>
+            </w:r>
+          </w:p>
+        </w:tc>
+      </w:tr>
+      <w:tr>
+        <w:tc>
+          <w:tcPr>
+            <w:tcW w:type="dxa" w:w="1461"/>
+            <w:vAlign w:val="center"/>
+          </w:tcPr>
+          <w:p>
+            <w:pPr>
+              <w:spacing w:after="0"/>
+            </w:pPr>
+            <w:r/>
+            <w:r>
+              <w:rPr>
+                <w:b w:val="0"/>
+                <w:sz w:val="16"/>
+              </w:rPr>
+              <w:t>20260824</w:t>
+            </w:r>
+          </w:p>
+        </w:tc>
+        <w:tc>
+          <w:tcPr>
+            <w:tcW w:type="dxa" w:w="1461"/>
+            <w:vAlign w:val="center"/>
+          </w:tcPr>
+          <w:p>
+            <w:pPr>
+              <w:spacing w:after="0"/>
+            </w:pPr>
+            <w:r/>
+            <w:r>
+              <w:rPr>
+                <w:b w:val="0"/>
+                <w:sz w:val="16"/>
+              </w:rPr>
+              <w:t>fusion</w:t>
+            </w:r>
+          </w:p>
+        </w:tc>
+        <w:tc>
+          <w:tcPr>
+            <w:tcW w:type="dxa" w:w="1461"/>
+            <w:vAlign w:val="center"/>
+          </w:tcPr>
+          <w:p>
+            <w:pPr>
+              <w:spacing w:after="0"/>
+            </w:pPr>
+            <w:r/>
+            <w:r>
+              <w:rPr>
+                <w:b w:val="0"/>
+                <w:sz w:val="16"/>
+              </w:rPr>
+              <w:t>0.1937</w:t>
+            </w:r>
+          </w:p>
+        </w:tc>
+        <w:tc>
+          <w:tcPr>
+            <w:tcW w:type="dxa" w:w="1461"/>
+            <w:vAlign w:val="center"/>
+          </w:tcPr>
+          <w:p>
+            <w:pPr>
+              <w:spacing w:after="0"/>
+            </w:pPr>
+            <w:r/>
+            <w:r>
+              <w:rPr>
+                <w:b w:val="0"/>
+                <w:sz w:val="16"/>
+              </w:rPr>
+              <w:t>0.2294</w:t>
+            </w:r>
+          </w:p>
+        </w:tc>
+        <w:tc>
+          <w:tcPr>
+            <w:tcW w:type="dxa" w:w="1461"/>
+            <w:vAlign w:val="center"/>
+          </w:tcPr>
+          <w:p>
+            <w:pPr>
+              <w:spacing w:after="0"/>
+            </w:pPr>
+            <w:r/>
+            <w:r>
+              <w:rPr>
+                <w:b w:val="0"/>
+                <w:sz w:val="16"/>
+              </w:rPr>
+              <w:t>6000</w:t>
+            </w:r>
+          </w:p>
+        </w:tc>
+        <w:tc>
+          <w:tcPr>
+            <w:tcW w:type="dxa" w:w="1461"/>
+            <w:vAlign w:val="center"/>
+          </w:tcPr>
+          <w:p>
+            <w:pPr>
+              <w:spacing w:after="0"/>
+            </w:pPr>
+            <w:r/>
+            <w:r>
+              <w:rPr>
+                <w:b w:val="0"/>
+                <w:sz w:val="16"/>
+              </w:rPr>
+              <w:t>not computed</w:t>
+            </w:r>
+          </w:p>
+        </w:tc>
+        <w:tc>
+          <w:tcPr>
+            <w:tcW w:type="dxa" w:w="1461"/>
+            <w:vAlign w:val="center"/>
+          </w:tcPr>
+          <w:p>
+            <w:pPr>
+              <w:spacing w:after="0"/>
+            </w:pPr>
+            <w:r/>
+            <w:r>
+              <w:rPr>
+                <w:b w:val="0"/>
+                <w:sz w:val="16"/>
+              </w:rPr>
+              <w:t>not computed</w:t>
+            </w:r>
+          </w:p>
+        </w:tc>
+      </w:tr>
+      <w:tr>
+        <w:tc>
+          <w:tcPr>
+            <w:tcW w:type="dxa" w:w="1461"/>
+            <w:vAlign w:val="center"/>
+          </w:tcPr>
+          <w:p>
+            <w:pPr>
+              <w:spacing w:after="0"/>
+            </w:pPr>
+            <w:r/>
+            <w:r>
+              <w:rPr>
+                <w:b w:val="0"/>
+                <w:sz w:val="16"/>
+              </w:rPr>
+              <w:t>20260825</w:t>
+            </w:r>
+          </w:p>
+        </w:tc>
+        <w:tc>
+          <w:tcPr>
+            <w:tcW w:type="dxa" w:w="1461"/>
+            <w:vAlign w:val="center"/>
+          </w:tcPr>
+          <w:p>
+            <w:pPr>
+              <w:spacing w:after="0"/>
+            </w:pPr>
+            <w:r/>
+            <w:r>
+              <w:rPr>
+                <w:b w:val="0"/>
+                <w:sz w:val="16"/>
+              </w:rPr>
+              <w:t>expression</w:t>
+            </w:r>
+          </w:p>
+        </w:tc>
+        <w:tc>
+          <w:tcPr>
+            <w:tcW w:type="dxa" w:w="1461"/>
+            <w:vAlign w:val="center"/>
+          </w:tcPr>
+          <w:p>
+            <w:pPr>
+              <w:spacing w:after="0"/>
+            </w:pPr>
+            <w:r/>
+            <w:r>
+              <w:rPr>
+                <w:b w:val="0"/>
+                <w:sz w:val="16"/>
+              </w:rPr>
+              <w:t>0.2396</w:t>
+            </w:r>
+          </w:p>
+        </w:tc>
+        <w:tc>
+          <w:tcPr>
+            <w:tcW w:type="dxa" w:w="1461"/>
+            <w:vAlign w:val="center"/>
+          </w:tcPr>
+          <w:p>
+            <w:pPr>
+              <w:spacing w:after="0"/>
+            </w:pPr>
+            <w:r/>
+            <w:r>
+              <w:rPr>
+                <w:b w:val="0"/>
+                <w:sz w:val="16"/>
+              </w:rPr>
+              <w:t>0.2776</w:t>
+            </w:r>
+          </w:p>
+        </w:tc>
+        <w:tc>
+          <w:tcPr>
+            <w:tcW w:type="dxa" w:w="1461"/>
+            <w:vAlign w:val="center"/>
+          </w:tcPr>
+          <w:p>
+            <w:pPr>
+              <w:spacing w:after="0"/>
+            </w:pPr>
+            <w:r/>
+            <w:r>
+              <w:rPr>
+                <w:b w:val="0"/>
+                <w:sz w:val="16"/>
+              </w:rPr>
+              <w:t>2000</w:t>
+            </w:r>
+          </w:p>
+        </w:tc>
+        <w:tc>
+          <w:tcPr>
+            <w:tcW w:type="dxa" w:w="1461"/>
+            <w:vAlign w:val="center"/>
+          </w:tcPr>
+          <w:p>
+            <w:pPr>
+              <w:spacing w:after="0"/>
+            </w:pPr>
+            <w:r/>
+            <w:r>
+              <w:rPr>
+                <w:b w:val="0"/>
+                <w:sz w:val="16"/>
+              </w:rPr>
+              <w:t>not computed</w:t>
+            </w:r>
+          </w:p>
+        </w:tc>
+        <w:tc>
+          <w:tcPr>
+            <w:tcW w:type="dxa" w:w="1461"/>
+            <w:vAlign w:val="center"/>
+          </w:tcPr>
+          <w:p>
+            <w:pPr>
+              <w:spacing w:after="0"/>
+            </w:pPr>
+            <w:r/>
+            <w:r>
+              <w:rPr>
+                <w:b w:val="0"/>
+                <w:sz w:val="16"/>
+              </w:rPr>
+              <w:t>not computed</w:t>
+            </w:r>
+          </w:p>
+        </w:tc>
+      </w:tr>
+      <w:tr>
+        <w:tc>
+          <w:tcPr>
+            <w:tcW w:type="dxa" w:w="1461"/>
+            <w:vAlign w:val="center"/>
+          </w:tcPr>
+          <w:p>
+            <w:pPr>
+              <w:spacing w:after="0"/>
+            </w:pPr>
+            <w:r/>
+            <w:r>
+              <w:rPr>
+                <w:b w:val="0"/>
+                <w:sz w:val="16"/>
+              </w:rPr>
+              <w:t>20260825</w:t>
+            </w:r>
+          </w:p>
+        </w:tc>
+        <w:tc>
+          <w:tcPr>
+            <w:tcW w:type="dxa" w:w="1461"/>
+            <w:vAlign w:val="center"/>
+          </w:tcPr>
+          <w:p>
+            <w:pPr>
+              <w:spacing w:after="0"/>
+            </w:pPr>
+            <w:r/>
+            <w:r>
+              <w:rPr>
+                <w:b w:val="0"/>
+                <w:sz w:val="16"/>
+              </w:rPr>
+              <w:t>copy_number</w:t>
+            </w:r>
+          </w:p>
+        </w:tc>
+        <w:tc>
+          <w:tcPr>
+            <w:tcW w:type="dxa" w:w="1461"/>
+            <w:vAlign w:val="center"/>
+          </w:tcPr>
+          <w:p>
+            <w:pPr>
+              <w:spacing w:after="0"/>
+            </w:pPr>
+            <w:r/>
+            <w:r>
+              <w:rPr>
+                <w:b w:val="0"/>
+                <w:sz w:val="16"/>
+              </w:rPr>
+              <w:t>0.2349</w:t>
+            </w:r>
+          </w:p>
+        </w:tc>
+        <w:tc>
+          <w:tcPr>
+            <w:tcW w:type="dxa" w:w="1461"/>
+            <w:vAlign w:val="center"/>
+          </w:tcPr>
+          <w:p>
+            <w:pPr>
+              <w:spacing w:after="0"/>
+            </w:pPr>
+            <w:r/>
+            <w:r>
+              <w:rPr>
+                <w:b w:val="0"/>
+                <w:sz w:val="16"/>
+              </w:rPr>
+              <w:t>0.2699</w:t>
+            </w:r>
+          </w:p>
+        </w:tc>
+        <w:tc>
+          <w:tcPr>
+            <w:tcW w:type="dxa" w:w="1461"/>
+            <w:vAlign w:val="center"/>
+          </w:tcPr>
+          <w:p>
+            <w:pPr>
+              <w:spacing w:after="0"/>
+            </w:pPr>
+            <w:r/>
+            <w:r>
+              <w:rPr>
+                <w:b w:val="0"/>
+                <w:sz w:val="16"/>
+              </w:rPr>
+              <w:t>2000</w:t>
+            </w:r>
+          </w:p>
+        </w:tc>
+        <w:tc>
+          <w:tcPr>
+            <w:tcW w:type="dxa" w:w="1461"/>
+            <w:vAlign w:val="center"/>
+          </w:tcPr>
+          <w:p>
+            <w:pPr>
+              <w:spacing w:after="0"/>
+            </w:pPr>
+            <w:r/>
+            <w:r>
+              <w:rPr>
+                <w:b w:val="0"/>
+                <w:sz w:val="16"/>
+              </w:rPr>
+              <w:t>not computed</w:t>
+            </w:r>
+          </w:p>
+        </w:tc>
+        <w:tc>
+          <w:tcPr>
+            <w:tcW w:type="dxa" w:w="1461"/>
+            <w:vAlign w:val="center"/>
+          </w:tcPr>
+          <w:p>
+            <w:pPr>
+              <w:spacing w:after="0"/>
+            </w:pPr>
+            <w:r/>
+            <w:r>
+              <w:rPr>
+                <w:b w:val="0"/>
+                <w:sz w:val="16"/>
+              </w:rPr>
+              <w:t>not computed</w:t>
+            </w:r>
+          </w:p>
+        </w:tc>
+      </w:tr>
+      <w:tr>
+        <w:tc>
+          <w:tcPr>
+            <w:tcW w:type="dxa" w:w="1461"/>
+            <w:vAlign w:val="center"/>
+          </w:tcPr>
+          <w:p>
+            <w:pPr>
+              <w:spacing w:after="0"/>
+            </w:pPr>
+            <w:r/>
+            <w:r>
+              <w:rPr>
+                <w:b w:val="0"/>
+                <w:sz w:val="16"/>
+              </w:rPr>
+              <w:t>20260825</w:t>
+            </w:r>
+          </w:p>
+        </w:tc>
+        <w:tc>
+          <w:tcPr>
+            <w:tcW w:type="dxa" w:w="1461"/>
+            <w:vAlign w:val="center"/>
+          </w:tcPr>
+          <w:p>
+            <w:pPr>
+              <w:spacing w:after="0"/>
+            </w:pPr>
+            <w:r/>
+            <w:r>
+              <w:rPr>
+                <w:b w:val="0"/>
+                <w:sz w:val="16"/>
+              </w:rPr>
+              <w:t>mutation</w:t>
+            </w:r>
+          </w:p>
+        </w:tc>
+        <w:tc>
+          <w:tcPr>
+            <w:tcW w:type="dxa" w:w="1461"/>
+            <w:vAlign w:val="center"/>
+          </w:tcPr>
+          <w:p>
+            <w:pPr>
+              <w:spacing w:after="0"/>
+            </w:pPr>
+            <w:r/>
+            <w:r>
+              <w:rPr>
+                <w:b w:val="0"/>
+                <w:sz w:val="16"/>
+              </w:rPr>
+              <w:t>0.2395</w:t>
+            </w:r>
+          </w:p>
+        </w:tc>
+        <w:tc>
+          <w:tcPr>
+            <w:tcW w:type="dxa" w:w="1461"/>
+            <w:vAlign w:val="center"/>
+          </w:tcPr>
+          <w:p>
+            <w:pPr>
+              <w:spacing w:after="0"/>
+            </w:pPr>
+            <w:r/>
+            <w:r>
+              <w:rPr>
+                <w:b w:val="0"/>
+                <w:sz w:val="16"/>
+              </w:rPr>
+              <w:t>0.2787</w:t>
+            </w:r>
+          </w:p>
+        </w:tc>
+        <w:tc>
+          <w:tcPr>
+            <w:tcW w:type="dxa" w:w="1461"/>
+            <w:vAlign w:val="center"/>
+          </w:tcPr>
+          <w:p>
+            <w:pPr>
+              <w:spacing w:after="0"/>
+            </w:pPr>
+            <w:r/>
+            <w:r>
+              <w:rPr>
+                <w:b w:val="0"/>
+                <w:sz w:val="16"/>
+              </w:rPr>
+              <w:t>2000</w:t>
+            </w:r>
+          </w:p>
+        </w:tc>
+        <w:tc>
+          <w:tcPr>
+            <w:tcW w:type="dxa" w:w="1461"/>
+            <w:vAlign w:val="center"/>
+          </w:tcPr>
+          <w:p>
+            <w:pPr>
+              <w:spacing w:after="0"/>
+            </w:pPr>
+            <w:r/>
+            <w:r>
+              <w:rPr>
+                <w:b w:val="0"/>
+                <w:sz w:val="16"/>
+              </w:rPr>
+              <w:t>not computed</w:t>
+            </w:r>
+          </w:p>
+        </w:tc>
+        <w:tc>
+          <w:tcPr>
+            <w:tcW w:type="dxa" w:w="1461"/>
+            <w:vAlign w:val="center"/>
+          </w:tcPr>
+          <w:p>
+            <w:pPr>
+              <w:spacing w:after="0"/>
+            </w:pPr>
+            <w:r/>
+            <w:r>
+              <w:rPr>
+                <w:b w:val="0"/>
+                <w:sz w:val="16"/>
+              </w:rPr>
+              <w:t>not computed</w:t>
+            </w:r>
+          </w:p>
+        </w:tc>
+      </w:tr>
+      <w:tr>
+        <w:tc>
+          <w:tcPr>
+            <w:tcW w:type="dxa" w:w="1461"/>
+            <w:vAlign w:val="center"/>
+          </w:tcPr>
+          <w:p>
+            <w:pPr>
+              <w:spacing w:after="0"/>
+            </w:pPr>
+            <w:r/>
+            <w:r>
+              <w:rPr>
+                <w:b w:val="0"/>
+                <w:sz w:val="16"/>
+              </w:rPr>
+              <w:t>20260825</w:t>
+            </w:r>
+          </w:p>
+        </w:tc>
+        <w:tc>
+          <w:tcPr>
+            <w:tcW w:type="dxa" w:w="1461"/>
+            <w:vAlign w:val="center"/>
+          </w:tcPr>
+          <w:p>
+            <w:pPr>
+              <w:spacing w:after="0"/>
+            </w:pPr>
+            <w:r/>
+            <w:r>
+              <w:rPr>
+                <w:b w:val="0"/>
+                <w:sz w:val="16"/>
+              </w:rPr>
+              <w:t>fusion</w:t>
+            </w:r>
+          </w:p>
+        </w:tc>
+        <w:tc>
+          <w:tcPr>
+            <w:tcW w:type="dxa" w:w="1461"/>
+            <w:vAlign w:val="center"/>
+          </w:tcPr>
+          <w:p>
+            <w:pPr>
+              <w:spacing w:after="0"/>
+            </w:pPr>
+            <w:r/>
+            <w:r>
+              <w:rPr>
+                <w:b w:val="0"/>
+                <w:sz w:val="16"/>
+              </w:rPr>
+              <w:t>0.2397</w:t>
+            </w:r>
+          </w:p>
+        </w:tc>
+        <w:tc>
+          <w:tcPr>
+            <w:tcW w:type="dxa" w:w="1461"/>
+            <w:vAlign w:val="center"/>
+          </w:tcPr>
+          <w:p>
+            <w:pPr>
+              <w:spacing w:after="0"/>
+            </w:pPr>
+            <w:r/>
+            <w:r>
+              <w:rPr>
+                <w:b w:val="0"/>
+                <w:sz w:val="16"/>
+              </w:rPr>
+              <w:t>0.2788</w:t>
             </w:r>
           </w:p>
         </w:tc>

--- a/submission/information_fusion_supplementary.docx
+++ b/submission/information_fusion_supplementary.docx
@@ -9151,6 +9151,86 @@
                 <w:sz w:val="16"/>
               </w:rPr>
               <w:t>Signed fusion-minus-expression deltas</w:t>
+            </w:r>
+          </w:p>
+        </w:tc>
+      </w:tr>
+      <w:tr>
+        <w:tc>
+          <w:tcPr>
+            <w:tcW w:type="dxa" w:w="5112"/>
+            <w:vAlign w:val="center"/>
+          </w:tcPr>
+          <w:p>
+            <w:pPr>
+              <w:spacing w:after="0"/>
+            </w:pPr>
+            <w:r/>
+            <w:r>
+              <w:rPr>
+                <w:b w:val="0"/>
+                <w:sz w:val="16"/>
+              </w:rPr>
+              <w:t>outputs/figures/composite_validation.png</w:t>
+            </w:r>
+          </w:p>
+        </w:tc>
+        <w:tc>
+          <w:tcPr>
+            <w:tcW w:type="dxa" w:w="5112"/>
+            <w:vAlign w:val="center"/>
+          </w:tcPr>
+          <w:p>
+            <w:pPr>
+              <w:spacing w:after="0"/>
+            </w:pPr>
+            <w:r/>
+            <w:r>
+              <w:rPr>
+                <w:b w:val="0"/>
+                <w:sz w:val="16"/>
+              </w:rPr>
+              <w:t>Composite summary figure</w:t>
+            </w:r>
+          </w:p>
+        </w:tc>
+      </w:tr>
+      <w:tr>
+        <w:tc>
+          <w:tcPr>
+            <w:tcW w:type="dxa" w:w="5112"/>
+            <w:vAlign w:val="center"/>
+          </w:tcPr>
+          <w:p>
+            <w:pPr>
+              <w:spacing w:after="0"/>
+            </w:pPr>
+            <w:r/>
+            <w:r>
+              <w:rPr>
+                <w:b w:val="0"/>
+                <w:sz w:val="16"/>
+              </w:rPr>
+              <w:t>scripts/generate_composite_figure.py</w:t>
+            </w:r>
+          </w:p>
+        </w:tc>
+        <w:tc>
+          <w:tcPr>
+            <w:tcW w:type="dxa" w:w="5112"/>
+            <w:vAlign w:val="center"/>
+          </w:tcPr>
+          <w:p>
+            <w:pPr>
+              <w:spacing w:after="0"/>
+            </w:pPr>
+            <w:r/>
+            <w:r>
+              <w:rPr>
+                <w:b w:val="0"/>
+                <w:sz w:val="16"/>
+              </w:rPr>
+              <w:t>Composite figure generator</w:t>
             </w:r>
           </w:p>
         </w:tc>

--- a/submission/information_fusion_supplementary.docx
+++ b/submission/information_fusion_supplementary.docx
@@ -49,6 +49,1281 @@
         <w:spacing w:after="120" w:line="252" w:lineRule="auto"/>
       </w:pPr>
       <w:r>
+        <w:t>Supplementary Table S1. Declared compound universe and source-specific response rows.</w:t>
+      </w:r>
+    </w:p>
+    <w:tbl>
+      <w:tblPr>
+        <w:tblStyle w:val="TableGrid"/>
+        <w:tblW w:type="auto" w:w="0"/>
+        <w:jc w:val="center"/>
+        <w:tblLook w:firstColumn="1" w:firstRow="1" w:lastColumn="0" w:lastRow="0" w:noHBand="0" w:noVBand="1" w:val="04A0"/>
+      </w:tblPr>
+      <w:tblGrid>
+        <w:gridCol w:w="2556"/>
+        <w:gridCol w:w="2556"/>
+        <w:gridCol w:w="2556"/>
+        <w:gridCol w:w="2556"/>
+      </w:tblGrid>
+      <w:tr>
+        <w:tc>
+          <w:tcPr>
+            <w:tcW w:type="dxa" w:w="2556"/>
+            <w:vAlign w:val="center"/>
+            <w:shd w:fill="D9EAF7"/>
+          </w:tcPr>
+          <w:p>
+            <w:pPr>
+              <w:spacing w:after="0"/>
+            </w:pPr>
+            <w:r/>
+            <w:r>
+              <w:rPr>
+                <w:b/>
+                <w:sz w:val="16"/>
+              </w:rPr>
+              <w:t>Dataset</w:t>
+            </w:r>
+          </w:p>
+        </w:tc>
+        <w:tc>
+          <w:tcPr>
+            <w:tcW w:type="dxa" w:w="2556"/>
+            <w:vAlign w:val="center"/>
+            <w:shd w:fill="D9EAF7"/>
+          </w:tcPr>
+          <w:p>
+            <w:pPr>
+              <w:spacing w:after="0"/>
+            </w:pPr>
+            <w:r/>
+            <w:r>
+              <w:rPr>
+                <w:b/>
+                <w:sz w:val="16"/>
+              </w:rPr>
+              <w:t>Compound identifier</w:t>
+            </w:r>
+          </w:p>
+        </w:tc>
+        <w:tc>
+          <w:tcPr>
+            <w:tcW w:type="dxa" w:w="2556"/>
+            <w:vAlign w:val="center"/>
+            <w:shd w:fill="D9EAF7"/>
+          </w:tcPr>
+          <w:p>
+            <w:pPr>
+              <w:spacing w:after="0"/>
+            </w:pPr>
+            <w:r/>
+            <w:r>
+              <w:rPr>
+                <w:b/>
+                <w:sz w:val="16"/>
+              </w:rPr>
+              <w:t>Response rows</w:t>
+            </w:r>
+          </w:p>
+        </w:tc>
+        <w:tc>
+          <w:tcPr>
+            <w:tcW w:type="dxa" w:w="2556"/>
+            <w:vAlign w:val="center"/>
+            <w:shd w:fill="D9EAF7"/>
+          </w:tcPr>
+          <w:p>
+            <w:pPr>
+              <w:spacing w:after="0"/>
+            </w:pPr>
+            <w:r/>
+            <w:r>
+              <w:rPr>
+                <w:b/>
+                <w:sz w:val="16"/>
+              </w:rPr>
+              <w:t>Cell lines</w:t>
+            </w:r>
+          </w:p>
+        </w:tc>
+      </w:tr>
+      <w:tr>
+        <w:tc>
+          <w:tcPr>
+            <w:tcW w:type="dxa" w:w="2556"/>
+            <w:vAlign w:val="center"/>
+          </w:tcPr>
+          <w:p>
+            <w:pPr>
+              <w:spacing w:after="0"/>
+            </w:pPr>
+            <w:r/>
+            <w:r>
+              <w:rPr>
+                <w:b w:val="0"/>
+                <w:sz w:val="16"/>
+              </w:rPr>
+              <w:t>GDSC1</w:t>
+            </w:r>
+          </w:p>
+        </w:tc>
+        <w:tc>
+          <w:tcPr>
+            <w:tcW w:type="dxa" w:w="2556"/>
+            <w:vAlign w:val="center"/>
+          </w:tcPr>
+          <w:p>
+            <w:pPr>
+              <w:spacing w:after="0"/>
+            </w:pPr>
+            <w:r/>
+            <w:r>
+              <w:rPr>
+                <w:b w:val="0"/>
+                <w:sz w:val="16"/>
+              </w:rPr>
+              <w:t>AICA RIBONUCLEOTIDE (GDSC1:1001)</w:t>
+            </w:r>
+          </w:p>
+        </w:tc>
+        <w:tc>
+          <w:tcPr>
+            <w:tcW w:type="dxa" w:w="2556"/>
+            <w:vAlign w:val="center"/>
+          </w:tcPr>
+          <w:p>
+            <w:pPr>
+              <w:spacing w:after="0"/>
+            </w:pPr>
+            <w:r/>
+            <w:r>
+              <w:rPr>
+                <w:b w:val="0"/>
+                <w:sz w:val="16"/>
+              </w:rPr>
+              <w:t>912</w:t>
+            </w:r>
+          </w:p>
+        </w:tc>
+        <w:tc>
+          <w:tcPr>
+            <w:tcW w:type="dxa" w:w="2556"/>
+            <w:vAlign w:val="center"/>
+          </w:tcPr>
+          <w:p>
+            <w:pPr>
+              <w:spacing w:after="0"/>
+            </w:pPr>
+            <w:r/>
+            <w:r>
+              <w:rPr>
+                <w:b w:val="0"/>
+                <w:sz w:val="16"/>
+              </w:rPr>
+              <w:t>912</w:t>
+            </w:r>
+          </w:p>
+        </w:tc>
+      </w:tr>
+      <w:tr>
+        <w:tc>
+          <w:tcPr>
+            <w:tcW w:type="dxa" w:w="2556"/>
+            <w:vAlign w:val="center"/>
+          </w:tcPr>
+          <w:p>
+            <w:pPr>
+              <w:spacing w:after="0"/>
+            </w:pPr>
+            <w:r/>
+            <w:r>
+              <w:rPr>
+                <w:b w:val="0"/>
+                <w:sz w:val="16"/>
+              </w:rPr>
+              <w:t>GDSC1</w:t>
+            </w:r>
+          </w:p>
+        </w:tc>
+        <w:tc>
+          <w:tcPr>
+            <w:tcW w:type="dxa" w:w="2556"/>
+            <w:vAlign w:val="center"/>
+          </w:tcPr>
+          <w:p>
+            <w:pPr>
+              <w:spacing w:after="0"/>
+            </w:pPr>
+            <w:r/>
+            <w:r>
+              <w:rPr>
+                <w:b w:val="0"/>
+                <w:sz w:val="16"/>
+              </w:rPr>
+              <w:t>GSK1059615 (GDSC1:374)</w:t>
+            </w:r>
+          </w:p>
+        </w:tc>
+        <w:tc>
+          <w:tcPr>
+            <w:tcW w:type="dxa" w:w="2556"/>
+            <w:vAlign w:val="center"/>
+          </w:tcPr>
+          <w:p>
+            <w:pPr>
+              <w:spacing w:after="0"/>
+            </w:pPr>
+            <w:r/>
+            <w:r>
+              <w:rPr>
+                <w:b w:val="0"/>
+                <w:sz w:val="16"/>
+              </w:rPr>
+              <w:t>898</w:t>
+            </w:r>
+          </w:p>
+        </w:tc>
+        <w:tc>
+          <w:tcPr>
+            <w:tcW w:type="dxa" w:w="2556"/>
+            <w:vAlign w:val="center"/>
+          </w:tcPr>
+          <w:p>
+            <w:pPr>
+              <w:spacing w:after="0"/>
+            </w:pPr>
+            <w:r/>
+            <w:r>
+              <w:rPr>
+                <w:b w:val="0"/>
+                <w:sz w:val="16"/>
+              </w:rPr>
+              <w:t>898</w:t>
+            </w:r>
+          </w:p>
+        </w:tc>
+      </w:tr>
+      <w:tr>
+        <w:tc>
+          <w:tcPr>
+            <w:tcW w:type="dxa" w:w="2556"/>
+            <w:vAlign w:val="center"/>
+          </w:tcPr>
+          <w:p>
+            <w:pPr>
+              <w:spacing w:after="0"/>
+            </w:pPr>
+            <w:r/>
+            <w:r>
+              <w:rPr>
+                <w:b w:val="0"/>
+                <w:sz w:val="16"/>
+              </w:rPr>
+              <w:t>GDSC1</w:t>
+            </w:r>
+          </w:p>
+        </w:tc>
+        <w:tc>
+          <w:tcPr>
+            <w:tcW w:type="dxa" w:w="2556"/>
+            <w:vAlign w:val="center"/>
+          </w:tcPr>
+          <w:p>
+            <w:pPr>
+              <w:spacing w:after="0"/>
+            </w:pPr>
+            <w:r/>
+            <w:r>
+              <w:rPr>
+                <w:b w:val="0"/>
+                <w:sz w:val="16"/>
+              </w:rPr>
+              <w:t>TENOVIN-6 (GDSC1:342)</w:t>
+            </w:r>
+          </w:p>
+        </w:tc>
+        <w:tc>
+          <w:tcPr>
+            <w:tcW w:type="dxa" w:w="2556"/>
+            <w:vAlign w:val="center"/>
+          </w:tcPr>
+          <w:p>
+            <w:pPr>
+              <w:spacing w:after="0"/>
+            </w:pPr>
+            <w:r/>
+            <w:r>
+              <w:rPr>
+                <w:b w:val="0"/>
+                <w:sz w:val="16"/>
+              </w:rPr>
+              <w:t>897</w:t>
+            </w:r>
+          </w:p>
+        </w:tc>
+        <w:tc>
+          <w:tcPr>
+            <w:tcW w:type="dxa" w:w="2556"/>
+            <w:vAlign w:val="center"/>
+          </w:tcPr>
+          <w:p>
+            <w:pPr>
+              <w:spacing w:after="0"/>
+            </w:pPr>
+            <w:r/>
+            <w:r>
+              <w:rPr>
+                <w:b w:val="0"/>
+                <w:sz w:val="16"/>
+              </w:rPr>
+              <w:t>897</w:t>
+            </w:r>
+          </w:p>
+        </w:tc>
+      </w:tr>
+      <w:tr>
+        <w:tc>
+          <w:tcPr>
+            <w:tcW w:type="dxa" w:w="2556"/>
+            <w:vAlign w:val="center"/>
+          </w:tcPr>
+          <w:p>
+            <w:pPr>
+              <w:spacing w:after="0"/>
+            </w:pPr>
+            <w:r/>
+            <w:r>
+              <w:rPr>
+                <w:b w:val="0"/>
+                <w:sz w:val="16"/>
+              </w:rPr>
+              <w:t>GDSC1</w:t>
+            </w:r>
+          </w:p>
+        </w:tc>
+        <w:tc>
+          <w:tcPr>
+            <w:tcW w:type="dxa" w:w="2556"/>
+            <w:vAlign w:val="center"/>
+          </w:tcPr>
+          <w:p>
+            <w:pPr>
+              <w:spacing w:after="0"/>
+            </w:pPr>
+            <w:r/>
+            <w:r>
+              <w:rPr>
+                <w:b w:val="0"/>
+                <w:sz w:val="16"/>
+              </w:rPr>
+              <w:t>ACY-1215 (GDSC1:264)</w:t>
+            </w:r>
+          </w:p>
+        </w:tc>
+        <w:tc>
+          <w:tcPr>
+            <w:tcW w:type="dxa" w:w="2556"/>
+            <w:vAlign w:val="center"/>
+          </w:tcPr>
+          <w:p>
+            <w:pPr>
+              <w:spacing w:after="0"/>
+            </w:pPr>
+            <w:r/>
+            <w:r>
+              <w:rPr>
+                <w:b w:val="0"/>
+                <w:sz w:val="16"/>
+              </w:rPr>
+              <w:t>898</w:t>
+            </w:r>
+          </w:p>
+        </w:tc>
+        <w:tc>
+          <w:tcPr>
+            <w:tcW w:type="dxa" w:w="2556"/>
+            <w:vAlign w:val="center"/>
+          </w:tcPr>
+          <w:p>
+            <w:pPr>
+              <w:spacing w:after="0"/>
+            </w:pPr>
+            <w:r/>
+            <w:r>
+              <w:rPr>
+                <w:b w:val="0"/>
+                <w:sz w:val="16"/>
+              </w:rPr>
+              <w:t>898</w:t>
+            </w:r>
+          </w:p>
+        </w:tc>
+      </w:tr>
+      <w:tr>
+        <w:tc>
+          <w:tcPr>
+            <w:tcW w:type="dxa" w:w="2556"/>
+            <w:vAlign w:val="center"/>
+          </w:tcPr>
+          <w:p>
+            <w:pPr>
+              <w:spacing w:after="0"/>
+            </w:pPr>
+            <w:r/>
+            <w:r>
+              <w:rPr>
+                <w:b w:val="0"/>
+                <w:sz w:val="16"/>
+              </w:rPr>
+              <w:t>GDSC1</w:t>
+            </w:r>
+          </w:p>
+        </w:tc>
+        <w:tc>
+          <w:tcPr>
+            <w:tcW w:type="dxa" w:w="2556"/>
+            <w:vAlign w:val="center"/>
+          </w:tcPr>
+          <w:p>
+            <w:pPr>
+              <w:spacing w:after="0"/>
+            </w:pPr>
+            <w:r/>
+            <w:r>
+              <w:rPr>
+                <w:b w:val="0"/>
+                <w:sz w:val="16"/>
+              </w:rPr>
+              <w:t>DACOMITINIB (GDSC1:363)</w:t>
+            </w:r>
+          </w:p>
+        </w:tc>
+        <w:tc>
+          <w:tcPr>
+            <w:tcW w:type="dxa" w:w="2556"/>
+            <w:vAlign w:val="center"/>
+          </w:tcPr>
+          <w:p>
+            <w:pPr>
+              <w:spacing w:after="0"/>
+            </w:pPr>
+            <w:r/>
+            <w:r>
+              <w:rPr>
+                <w:b w:val="0"/>
+                <w:sz w:val="16"/>
+              </w:rPr>
+              <w:t>898</w:t>
+            </w:r>
+          </w:p>
+        </w:tc>
+        <w:tc>
+          <w:tcPr>
+            <w:tcW w:type="dxa" w:w="2556"/>
+            <w:vAlign w:val="center"/>
+          </w:tcPr>
+          <w:p>
+            <w:pPr>
+              <w:spacing w:after="0"/>
+            </w:pPr>
+            <w:r/>
+            <w:r>
+              <w:rPr>
+                <w:b w:val="0"/>
+                <w:sz w:val="16"/>
+              </w:rPr>
+              <w:t>898</w:t>
+            </w:r>
+          </w:p>
+        </w:tc>
+      </w:tr>
+      <w:tr>
+        <w:tc>
+          <w:tcPr>
+            <w:tcW w:type="dxa" w:w="2556"/>
+            <w:vAlign w:val="center"/>
+          </w:tcPr>
+          <w:p>
+            <w:pPr>
+              <w:spacing w:after="0"/>
+            </w:pPr>
+            <w:r/>
+            <w:r>
+              <w:rPr>
+                <w:b w:val="0"/>
+                <w:sz w:val="16"/>
+              </w:rPr>
+              <w:t>GDSC2</w:t>
+            </w:r>
+          </w:p>
+        </w:tc>
+        <w:tc>
+          <w:tcPr>
+            <w:tcW w:type="dxa" w:w="2556"/>
+            <w:vAlign w:val="center"/>
+          </w:tcPr>
+          <w:p>
+            <w:pPr>
+              <w:spacing w:after="0"/>
+            </w:pPr>
+            <w:r/>
+            <w:r>
+              <w:rPr>
+                <w:b w:val="0"/>
+                <w:sz w:val="16"/>
+              </w:rPr>
+              <w:t>MG-132 (GDSC2:1862)</w:t>
+            </w:r>
+          </w:p>
+        </w:tc>
+        <w:tc>
+          <w:tcPr>
+            <w:tcW w:type="dxa" w:w="2556"/>
+            <w:vAlign w:val="center"/>
+          </w:tcPr>
+          <w:p>
+            <w:pPr>
+              <w:spacing w:after="0"/>
+            </w:pPr>
+            <w:r/>
+            <w:r>
+              <w:rPr>
+                <w:b w:val="0"/>
+                <w:sz w:val="16"/>
+              </w:rPr>
+              <w:t>947</w:t>
+            </w:r>
+          </w:p>
+        </w:tc>
+        <w:tc>
+          <w:tcPr>
+            <w:tcW w:type="dxa" w:w="2556"/>
+            <w:vAlign w:val="center"/>
+          </w:tcPr>
+          <w:p>
+            <w:pPr>
+              <w:spacing w:after="0"/>
+            </w:pPr>
+            <w:r/>
+            <w:r>
+              <w:rPr>
+                <w:b w:val="0"/>
+                <w:sz w:val="16"/>
+              </w:rPr>
+              <w:t>947</w:t>
+            </w:r>
+          </w:p>
+        </w:tc>
+      </w:tr>
+      <w:tr>
+        <w:tc>
+          <w:tcPr>
+            <w:tcW w:type="dxa" w:w="2556"/>
+            <w:vAlign w:val="center"/>
+          </w:tcPr>
+          <w:p>
+            <w:pPr>
+              <w:spacing w:after="0"/>
+            </w:pPr>
+            <w:r/>
+            <w:r>
+              <w:rPr>
+                <w:b w:val="0"/>
+                <w:sz w:val="16"/>
+              </w:rPr>
+              <w:t>GDSC2</w:t>
+            </w:r>
+          </w:p>
+        </w:tc>
+        <w:tc>
+          <w:tcPr>
+            <w:tcW w:type="dxa" w:w="2556"/>
+            <w:vAlign w:val="center"/>
+          </w:tcPr>
+          <w:p>
+            <w:pPr>
+              <w:spacing w:after="0"/>
+            </w:pPr>
+            <w:r/>
+            <w:r>
+              <w:rPr>
+                <w:b w:val="0"/>
+                <w:sz w:val="16"/>
+              </w:rPr>
+              <w:t>MK-2206 (GDSC2:1053)</w:t>
+            </w:r>
+          </w:p>
+        </w:tc>
+        <w:tc>
+          <w:tcPr>
+            <w:tcW w:type="dxa" w:w="2556"/>
+            <w:vAlign w:val="center"/>
+          </w:tcPr>
+          <w:p>
+            <w:pPr>
+              <w:spacing w:after="0"/>
+            </w:pPr>
+            <w:r/>
+            <w:r>
+              <w:rPr>
+                <w:b w:val="0"/>
+                <w:sz w:val="16"/>
+              </w:rPr>
+              <w:t>946</w:t>
+            </w:r>
+          </w:p>
+        </w:tc>
+        <w:tc>
+          <w:tcPr>
+            <w:tcW w:type="dxa" w:w="2556"/>
+            <w:vAlign w:val="center"/>
+          </w:tcPr>
+          <w:p>
+            <w:pPr>
+              <w:spacing w:after="0"/>
+            </w:pPr>
+            <w:r/>
+            <w:r>
+              <w:rPr>
+                <w:b w:val="0"/>
+                <w:sz w:val="16"/>
+              </w:rPr>
+              <w:t>946</w:t>
+            </w:r>
+          </w:p>
+        </w:tc>
+      </w:tr>
+      <w:tr>
+        <w:tc>
+          <w:tcPr>
+            <w:tcW w:type="dxa" w:w="2556"/>
+            <w:vAlign w:val="center"/>
+          </w:tcPr>
+          <w:p>
+            <w:pPr>
+              <w:spacing w:after="0"/>
+            </w:pPr>
+            <w:r/>
+            <w:r>
+              <w:rPr>
+                <w:b w:val="0"/>
+                <w:sz w:val="16"/>
+              </w:rPr>
+              <w:t>GDSC2</w:t>
+            </w:r>
+          </w:p>
+        </w:tc>
+        <w:tc>
+          <w:tcPr>
+            <w:tcW w:type="dxa" w:w="2556"/>
+            <w:vAlign w:val="center"/>
+          </w:tcPr>
+          <w:p>
+            <w:pPr>
+              <w:spacing w:after="0"/>
+            </w:pPr>
+            <w:r/>
+            <w:r>
+              <w:rPr>
+                <w:b w:val="0"/>
+                <w:sz w:val="16"/>
+              </w:rPr>
+              <w:t>NAVITOCLAX (GDSC2:1011)</w:t>
+            </w:r>
+          </w:p>
+        </w:tc>
+        <w:tc>
+          <w:tcPr>
+            <w:tcW w:type="dxa" w:w="2556"/>
+            <w:vAlign w:val="center"/>
+          </w:tcPr>
+          <w:p>
+            <w:pPr>
+              <w:spacing w:after="0"/>
+            </w:pPr>
+            <w:r/>
+            <w:r>
+              <w:rPr>
+                <w:b w:val="0"/>
+                <w:sz w:val="16"/>
+              </w:rPr>
+              <w:t>946</w:t>
+            </w:r>
+          </w:p>
+        </w:tc>
+        <w:tc>
+          <w:tcPr>
+            <w:tcW w:type="dxa" w:w="2556"/>
+            <w:vAlign w:val="center"/>
+          </w:tcPr>
+          <w:p>
+            <w:pPr>
+              <w:spacing w:after="0"/>
+            </w:pPr>
+            <w:r/>
+            <w:r>
+              <w:rPr>
+                <w:b w:val="0"/>
+                <w:sz w:val="16"/>
+              </w:rPr>
+              <w:t>946</w:t>
+            </w:r>
+          </w:p>
+        </w:tc>
+      </w:tr>
+      <w:tr>
+        <w:tc>
+          <w:tcPr>
+            <w:tcW w:type="dxa" w:w="2556"/>
+            <w:vAlign w:val="center"/>
+          </w:tcPr>
+          <w:p>
+            <w:pPr>
+              <w:spacing w:after="0"/>
+            </w:pPr>
+            <w:r/>
+            <w:r>
+              <w:rPr>
+                <w:b w:val="0"/>
+                <w:sz w:val="16"/>
+              </w:rPr>
+              <w:t>GDSC2</w:t>
+            </w:r>
+          </w:p>
+        </w:tc>
+        <w:tc>
+          <w:tcPr>
+            <w:tcW w:type="dxa" w:w="2556"/>
+            <w:vAlign w:val="center"/>
+          </w:tcPr>
+          <w:p>
+            <w:pPr>
+              <w:spacing w:after="0"/>
+            </w:pPr>
+            <w:r/>
+            <w:r>
+              <w:rPr>
+                <w:b w:val="0"/>
+                <w:sz w:val="16"/>
+              </w:rPr>
+              <w:t>PICTILISIB (GDSC2:1058)</w:t>
+            </w:r>
+          </w:p>
+        </w:tc>
+        <w:tc>
+          <w:tcPr>
+            <w:tcW w:type="dxa" w:w="2556"/>
+            <w:vAlign w:val="center"/>
+          </w:tcPr>
+          <w:p>
+            <w:pPr>
+              <w:spacing w:after="0"/>
+            </w:pPr>
+            <w:r/>
+            <w:r>
+              <w:rPr>
+                <w:b w:val="0"/>
+                <w:sz w:val="16"/>
+              </w:rPr>
+              <w:t>945</w:t>
+            </w:r>
+          </w:p>
+        </w:tc>
+        <w:tc>
+          <w:tcPr>
+            <w:tcW w:type="dxa" w:w="2556"/>
+            <w:vAlign w:val="center"/>
+          </w:tcPr>
+          <w:p>
+            <w:pPr>
+              <w:spacing w:after="0"/>
+            </w:pPr>
+            <w:r/>
+            <w:r>
+              <w:rPr>
+                <w:b w:val="0"/>
+                <w:sz w:val="16"/>
+              </w:rPr>
+              <w:t>945</w:t>
+            </w:r>
+          </w:p>
+        </w:tc>
+      </w:tr>
+      <w:tr>
+        <w:tc>
+          <w:tcPr>
+            <w:tcW w:type="dxa" w:w="2556"/>
+            <w:vAlign w:val="center"/>
+          </w:tcPr>
+          <w:p>
+            <w:pPr>
+              <w:spacing w:after="0"/>
+            </w:pPr>
+            <w:r/>
+            <w:r>
+              <w:rPr>
+                <w:b w:val="0"/>
+                <w:sz w:val="16"/>
+              </w:rPr>
+              <w:t>GDSC2</w:t>
+            </w:r>
+          </w:p>
+        </w:tc>
+        <w:tc>
+          <w:tcPr>
+            <w:tcW w:type="dxa" w:w="2556"/>
+            <w:vAlign w:val="center"/>
+          </w:tcPr>
+          <w:p>
+            <w:pPr>
+              <w:spacing w:after="0"/>
+            </w:pPr>
+            <w:r/>
+            <w:r>
+              <w:rPr>
+                <w:b w:val="0"/>
+                <w:sz w:val="16"/>
+              </w:rPr>
+              <w:t>STAUROSPORINE (GDSC2:1034)</w:t>
+            </w:r>
+          </w:p>
+        </w:tc>
+        <w:tc>
+          <w:tcPr>
+            <w:tcW w:type="dxa" w:w="2556"/>
+            <w:vAlign w:val="center"/>
+          </w:tcPr>
+          <w:p>
+            <w:pPr>
+              <w:spacing w:after="0"/>
+            </w:pPr>
+            <w:r/>
+            <w:r>
+              <w:rPr>
+                <w:b w:val="0"/>
+                <w:sz w:val="16"/>
+              </w:rPr>
+              <w:t>947</w:t>
+            </w:r>
+          </w:p>
+        </w:tc>
+        <w:tc>
+          <w:tcPr>
+            <w:tcW w:type="dxa" w:w="2556"/>
+            <w:vAlign w:val="center"/>
+          </w:tcPr>
+          <w:p>
+            <w:pPr>
+              <w:spacing w:after="0"/>
+            </w:pPr>
+            <w:r/>
+            <w:r>
+              <w:rPr>
+                <w:b w:val="0"/>
+                <w:sz w:val="16"/>
+              </w:rPr>
+              <w:t>947</w:t>
+            </w:r>
+          </w:p>
+        </w:tc>
+      </w:tr>
+      <w:tr>
+        <w:tc>
+          <w:tcPr>
+            <w:tcW w:type="dxa" w:w="2556"/>
+            <w:vAlign w:val="center"/>
+          </w:tcPr>
+          <w:p>
+            <w:pPr>
+              <w:spacing w:after="0"/>
+            </w:pPr>
+            <w:r/>
+            <w:r>
+              <w:rPr>
+                <w:b w:val="0"/>
+                <w:sz w:val="16"/>
+              </w:rPr>
+              <w:t>CTD²</w:t>
+            </w:r>
+          </w:p>
+        </w:tc>
+        <w:tc>
+          <w:tcPr>
+            <w:tcW w:type="dxa" w:w="2556"/>
+            <w:vAlign w:val="center"/>
+          </w:tcPr>
+          <w:p>
+            <w:pPr>
+              <w:spacing w:after="0"/>
+            </w:pPr>
+            <w:r/>
+            <w:r>
+              <w:rPr>
+                <w:b w:val="0"/>
+                <w:sz w:val="16"/>
+              </w:rPr>
+              <w:t>AZD-8055</w:t>
+            </w:r>
+          </w:p>
+        </w:tc>
+        <w:tc>
+          <w:tcPr>
+            <w:tcW w:type="dxa" w:w="2556"/>
+            <w:vAlign w:val="center"/>
+          </w:tcPr>
+          <w:p>
+            <w:pPr>
+              <w:spacing w:after="0"/>
+            </w:pPr>
+            <w:r/>
+            <w:r>
+              <w:rPr>
+                <w:b w:val="0"/>
+                <w:sz w:val="16"/>
+              </w:rPr>
+              <w:t>783</w:t>
+            </w:r>
+          </w:p>
+        </w:tc>
+        <w:tc>
+          <w:tcPr>
+            <w:tcW w:type="dxa" w:w="2556"/>
+            <w:vAlign w:val="center"/>
+          </w:tcPr>
+          <w:p>
+            <w:pPr>
+              <w:spacing w:after="0"/>
+            </w:pPr>
+            <w:r/>
+            <w:r>
+              <w:rPr>
+                <w:b w:val="0"/>
+                <w:sz w:val="16"/>
+              </w:rPr>
+              <w:t>783</w:t>
+            </w:r>
+          </w:p>
+        </w:tc>
+      </w:tr>
+      <w:tr>
+        <w:tc>
+          <w:tcPr>
+            <w:tcW w:type="dxa" w:w="2556"/>
+            <w:vAlign w:val="center"/>
+          </w:tcPr>
+          <w:p>
+            <w:pPr>
+              <w:spacing w:after="0"/>
+            </w:pPr>
+            <w:r/>
+            <w:r>
+              <w:rPr>
+                <w:b w:val="0"/>
+                <w:sz w:val="16"/>
+              </w:rPr>
+              <w:t>CTD²</w:t>
+            </w:r>
+          </w:p>
+        </w:tc>
+        <w:tc>
+          <w:tcPr>
+            <w:tcW w:type="dxa" w:w="2556"/>
+            <w:vAlign w:val="center"/>
+          </w:tcPr>
+          <w:p>
+            <w:pPr>
+              <w:spacing w:after="0"/>
+            </w:pPr>
+            <w:r/>
+            <w:r>
+              <w:rPr>
+                <w:b w:val="0"/>
+                <w:sz w:val="16"/>
+              </w:rPr>
+              <w:t>LEPTOMYCIN B</w:t>
+            </w:r>
+          </w:p>
+        </w:tc>
+        <w:tc>
+          <w:tcPr>
+            <w:tcW w:type="dxa" w:w="2556"/>
+            <w:vAlign w:val="center"/>
+          </w:tcPr>
+          <w:p>
+            <w:pPr>
+              <w:spacing w:after="0"/>
+            </w:pPr>
+            <w:r/>
+            <w:r>
+              <w:rPr>
+                <w:b w:val="0"/>
+                <w:sz w:val="16"/>
+              </w:rPr>
+              <w:t>790</w:t>
+            </w:r>
+          </w:p>
+        </w:tc>
+        <w:tc>
+          <w:tcPr>
+            <w:tcW w:type="dxa" w:w="2556"/>
+            <w:vAlign w:val="center"/>
+          </w:tcPr>
+          <w:p>
+            <w:pPr>
+              <w:spacing w:after="0"/>
+            </w:pPr>
+            <w:r/>
+            <w:r>
+              <w:rPr>
+                <w:b w:val="0"/>
+                <w:sz w:val="16"/>
+              </w:rPr>
+              <w:t>790</w:t>
+            </w:r>
+          </w:p>
+        </w:tc>
+      </w:tr>
+      <w:tr>
+        <w:tc>
+          <w:tcPr>
+            <w:tcW w:type="dxa" w:w="2556"/>
+            <w:vAlign w:val="center"/>
+          </w:tcPr>
+          <w:p>
+            <w:pPr>
+              <w:spacing w:after="0"/>
+            </w:pPr>
+            <w:r/>
+            <w:r>
+              <w:rPr>
+                <w:b w:val="0"/>
+                <w:sz w:val="16"/>
+              </w:rPr>
+              <w:t>CTD²</w:t>
+            </w:r>
+          </w:p>
+        </w:tc>
+        <w:tc>
+          <w:tcPr>
+            <w:tcW w:type="dxa" w:w="2556"/>
+            <w:vAlign w:val="center"/>
+          </w:tcPr>
+          <w:p>
+            <w:pPr>
+              <w:spacing w:after="0"/>
+            </w:pPr>
+            <w:r/>
+            <w:r>
+              <w:rPr>
+                <w:b w:val="0"/>
+                <w:sz w:val="16"/>
+              </w:rPr>
+              <w:t>OUABAIN</w:t>
+            </w:r>
+          </w:p>
+        </w:tc>
+        <w:tc>
+          <w:tcPr>
+            <w:tcW w:type="dxa" w:w="2556"/>
+            <w:vAlign w:val="center"/>
+          </w:tcPr>
+          <w:p>
+            <w:pPr>
+              <w:spacing w:after="0"/>
+            </w:pPr>
+            <w:r/>
+            <w:r>
+              <w:rPr>
+                <w:b w:val="0"/>
+                <w:sz w:val="16"/>
+              </w:rPr>
+              <w:t>782</w:t>
+            </w:r>
+          </w:p>
+        </w:tc>
+        <w:tc>
+          <w:tcPr>
+            <w:tcW w:type="dxa" w:w="2556"/>
+            <w:vAlign w:val="center"/>
+          </w:tcPr>
+          <w:p>
+            <w:pPr>
+              <w:spacing w:after="0"/>
+            </w:pPr>
+            <w:r/>
+            <w:r>
+              <w:rPr>
+                <w:b w:val="0"/>
+                <w:sz w:val="16"/>
+              </w:rPr>
+              <w:t>782</w:t>
+            </w:r>
+          </w:p>
+        </w:tc>
+      </w:tr>
+      <w:tr>
+        <w:tc>
+          <w:tcPr>
+            <w:tcW w:type="dxa" w:w="2556"/>
+            <w:vAlign w:val="center"/>
+          </w:tcPr>
+          <w:p>
+            <w:pPr>
+              <w:spacing w:after="0"/>
+            </w:pPr>
+            <w:r/>
+            <w:r>
+              <w:rPr>
+                <w:b w:val="0"/>
+                <w:sz w:val="16"/>
+              </w:rPr>
+              <w:t>CTD²</w:t>
+            </w:r>
+          </w:p>
+        </w:tc>
+        <w:tc>
+          <w:tcPr>
+            <w:tcW w:type="dxa" w:w="2556"/>
+            <w:vAlign w:val="center"/>
+          </w:tcPr>
+          <w:p>
+            <w:pPr>
+              <w:spacing w:after="0"/>
+            </w:pPr>
+            <w:r/>
+            <w:r>
+              <w:rPr>
+                <w:b w:val="0"/>
+                <w:sz w:val="16"/>
+              </w:rPr>
+              <w:t>VINCRISTINE</w:t>
+            </w:r>
+          </w:p>
+        </w:tc>
+        <w:tc>
+          <w:tcPr>
+            <w:tcW w:type="dxa" w:w="2556"/>
+            <w:vAlign w:val="center"/>
+          </w:tcPr>
+          <w:p>
+            <w:pPr>
+              <w:spacing w:after="0"/>
+            </w:pPr>
+            <w:r/>
+            <w:r>
+              <w:rPr>
+                <w:b w:val="0"/>
+                <w:sz w:val="16"/>
+              </w:rPr>
+              <w:t>786</w:t>
+            </w:r>
+          </w:p>
+        </w:tc>
+        <w:tc>
+          <w:tcPr>
+            <w:tcW w:type="dxa" w:w="2556"/>
+            <w:vAlign w:val="center"/>
+          </w:tcPr>
+          <w:p>
+            <w:pPr>
+              <w:spacing w:after="0"/>
+            </w:pPr>
+            <w:r/>
+            <w:r>
+              <w:rPr>
+                <w:b w:val="0"/>
+                <w:sz w:val="16"/>
+              </w:rPr>
+              <w:t>786</w:t>
+            </w:r>
+          </w:p>
+        </w:tc>
+      </w:tr>
+      <w:tr>
+        <w:tc>
+          <w:tcPr>
+            <w:tcW w:type="dxa" w:w="2556"/>
+            <w:vAlign w:val="center"/>
+          </w:tcPr>
+          <w:p>
+            <w:pPr>
+              <w:spacing w:after="0"/>
+            </w:pPr>
+            <w:r/>
+            <w:r>
+              <w:rPr>
+                <w:b w:val="0"/>
+                <w:sz w:val="16"/>
+              </w:rPr>
+              <w:t>CTD²</w:t>
+            </w:r>
+          </w:p>
+        </w:tc>
+        <w:tc>
+          <w:tcPr>
+            <w:tcW w:type="dxa" w:w="2556"/>
+            <w:vAlign w:val="center"/>
+          </w:tcPr>
+          <w:p>
+            <w:pPr>
+              <w:spacing w:after="0"/>
+            </w:pPr>
+            <w:r/>
+            <w:r>
+              <w:rPr>
+                <w:b w:val="0"/>
+                <w:sz w:val="16"/>
+              </w:rPr>
+              <w:t>SR-II-138A</w:t>
+            </w:r>
+          </w:p>
+        </w:tc>
+        <w:tc>
+          <w:tcPr>
+            <w:tcW w:type="dxa" w:w="2556"/>
+            <w:vAlign w:val="center"/>
+          </w:tcPr>
+          <w:p>
+            <w:pPr>
+              <w:spacing w:after="0"/>
+            </w:pPr>
+            <w:r/>
+            <w:r>
+              <w:rPr>
+                <w:b w:val="0"/>
+                <w:sz w:val="16"/>
+              </w:rPr>
+              <w:t>785</w:t>
+            </w:r>
+          </w:p>
+        </w:tc>
+        <w:tc>
+          <w:tcPr>
+            <w:tcW w:type="dxa" w:w="2556"/>
+            <w:vAlign w:val="center"/>
+          </w:tcPr>
+          <w:p>
+            <w:pPr>
+              <w:spacing w:after="0"/>
+            </w:pPr>
+            <w:r/>
+            <w:r>
+              <w:rPr>
+                <w:b w:val="0"/>
+                <w:sz w:val="16"/>
+              </w:rPr>
+              <w:t>785</w:t>
+            </w:r>
+          </w:p>
+        </w:tc>
+      </w:tr>
+    </w:tbl>
+    <w:p/>
+    <w:p>
+      <w:pPr>
+        <w:spacing w:after="120" w:line="252" w:lineRule="auto"/>
+      </w:pPr>
+      <w:r>
         <w:t>Drug-heldout splits use GroupShuffleSplit with drug_id_raw as the grouping variable, test fraction 0.2, and persisted seeds 20260821 through 20260825. Leave-one-dataset-out folds hold out CTD2, GDSC1, or GDSC2 in turn. RMSE and MAE are calculated on held-out response rows. The full-universe benchmark records model metrics and feature manifests; strict all-selected-feature missingness counts are not used as a performance filter, and model fitting uses median imputation.</w:t>
       </w:r>
     </w:p>
@@ -9491,7 +10766,7 @@
         <w:spacing w:after="120" w:line="252" w:lineRule="auto"/>
       </w:pPr>
       <w:r>
-        <w:t>The evaluation universe is small and prespecified rather than a complete drug screen. Drug identities do not broadly overlap across GDSC1, GDSC2, and CTD², so leave-one-dataset-out validation is cross-study transfer, not same-drug replication. The Ridge baseline is intentionally simple and does not establish the behavior of all fusion architectures. Outer-join availability reflects the prepared tables and should not be interpreted as a clinical assay-availability estimate. MoA mapping is complete for the declared 15 compounds but not for all 316 GDSC1 response compounds. No causal biological mechanism is inferred from the predictive comparisons.</w:t>
+        <w:t>The evaluation universe is small and declared rather than a complete drug screen. Drug identities do not broadly overlap across GDSC1, GDSC2, and CTD², so leave-one-dataset-out validation is cross-study transfer, not same-drug replication. The Ridge baseline is intentionally simple and does not establish the behavior of all fusion architectures. Outer-join availability reflects the prepared tables and should not be interpreted as a clinical assay-availability estimate. MoA mapping is complete for the declared 15 compounds but not for all 316 GDSC1 response compounds. No causal biological mechanism is inferred from the predictive comparisons.</w:t>
       </w:r>
     </w:p>
     <w:sectPr>

--- a/submission/information_fusion_supplementary.docx
+++ b/submission/information_fusion_supplementary.docx
@@ -41,7 +41,7 @@
         <w:spacing w:after="120" w:line="252" w:lineRule="auto"/>
       </w:pPr>
       <w:r>
-        <w:t>All formal results use the declared 15-compound universe: five GDSC1 compounds, five GDSC2 compounds, and five CTD² compounds. Molecular features are expression, copy number, and damaging mutations. For each training fold, the top 2,000 features per modality are selected by training-set variance only. The model pipeline is median imputation, standardization, and Ridge regression with alpha=1.0. Fusion concatenates the three selected modality blocks (6,000 features).</w:t>
+        <w:t>All formal results use the declared 15-compound universe: five GDSC1 compounds, five GDSC2 compounds, and five CTD² compounds. Molecular features are expression, copy number, and damaging mutations. For each training fold, the top 2,000 features per modality are selected by training-set variance only. The model pipeline is median imputation, standardization, and Ridge regression with alpha = 1.0. Fusion concatenates the three selected modality blocks (6,000 features).</w:t>
       </w:r>
     </w:p>
     <w:p>
@@ -1324,7 +1324,7 @@
         <w:spacing w:after="120" w:line="252" w:lineRule="auto"/>
       </w:pPr>
       <w:r>
-        <w:t>Drug-heldout splits use GroupShuffleSplit with drug_id_raw as the grouping variable, test fraction 0.2, and persisted seeds 20260821 through 20260825. Leave-one-dataset-out folds hold out CTD2, GDSC1, or GDSC2 in turn. RMSE and MAE are calculated on held-out response rows. The full-universe benchmark records model metrics and feature manifests; strict all-selected-feature missingness counts are not used as a performance filter, and model fitting uses median imputation.</w:t>
+        <w:t>Drug-held-out splits use GroupShuffleSplit with drug_id_raw as the grouping variable, test fraction 0.2, and persisted seeds 20260821 through 20260825. Leave-one-dataset-out folds hold out CTD², GDSC1, or GDSC2 in turn. RMSE and MAE are calculated on held-out response rows. The full-universe benchmark records model metrics and feature manifests; strict all-selected-feature missingness counts are not used as a performance filter, and model fitting uses median imputation.</w:t>
       </w:r>
     </w:p>
     <w:p>
@@ -10225,7 +10225,7 @@
                 <w:b w:val="0"/>
                 <w:sz w:val="16"/>
               </w:rPr>
-              <w:t>Persisted full-universe drug-heldout split manifests</w:t>
+              <w:t>Persisted full-universe drug-held-out split manifests</w:t>
             </w:r>
           </w:p>
         </w:tc>
@@ -10545,7 +10545,7 @@
                 <w:b w:val="0"/>
                 <w:sz w:val="16"/>
               </w:rPr>
-              <w:t>Full-universe drug-heldout runner</w:t>
+              <w:t>Full-universe drug-held-out runner</w:t>
             </w:r>
           </w:p>
         </w:tc>

--- a/submission/information_fusion_supplementary.docx
+++ b/submission/information_fusion_supplementary.docx
@@ -14,7 +14,7 @@
         </w:rPr>
         <w:t>Supplementary material</w:t>
         <w:br/>
-        <w:t>Multimodal Cancer Drug-Response Prediction Shows Small, Validation-Dependent Gains</w:t>
+        <w:t>When More Omics Is Not Always Better: Drug- and Dataset-Conditional Value of Multimodal Cancer Pharmacogenomics</w:t>
       </w:r>
     </w:p>
     <w:p>
